--- a/src/Tests/Inputs/agendas-minutes/06/input.docx
+++ b/src/Tests/Inputs/agendas-minutes/06/input.docx
@@ -1,13 +1,13 @@
 
 <file path=word/document.xml><?xml version="1.0" encoding="utf-8"?>
-<w:document xmlns:wpc="http://schemas.microsoft.com/office/word/2010/wordprocessingCanvas" xmlns:cx="http://schemas.microsoft.com/office/drawing/2014/chartex" xmlns:cx1="http://schemas.microsoft.com/office/drawing/2015/9/8/chartex" xmlns:cx2="http://schemas.microsoft.com/office/drawing/2015/10/21/chartex" xmlns:cx3="http://schemas.microsoft.com/office/drawing/2016/5/9/chartex" xmlns:cx4="http://schemas.microsoft.com/office/drawing/2016/5/10/chartex" xmlns:cx5="http://schemas.microsoft.com/office/drawing/2016/5/11/chartex" xmlns:cx6="http://schemas.microsoft.com/office/drawing/2016/5/12/chartex" xmlns:cx7="http://schemas.microsoft.com/office/drawing/2016/5/13/chartex" xmlns:cx8="http://schemas.microsoft.com/office/drawing/2016/5/14/chartex" xmlns:mc="http://schemas.openxmlformats.org/markup-compatibility/2006" xmlns:aink="http://schemas.microsoft.com/office/drawing/2016/ink" xmlns:am3d="http://schemas.microsoft.com/office/drawing/2017/model3d" xmlns:o="urn:schemas-microsoft-com:office:office" xmlns:oel="http://schemas.microsoft.com/office/2019/extlst" xmlns:r="http://schemas.openxmlformats.org/officeDocument/2006/relationships" xmlns:m="http://schemas.openxmlformats.org/officeDocument/2006/math" xmlns:v="urn:schemas-microsoft-com:vml" xmlns:wp14="http://schemas.microsoft.com/office/word/2010/wordprocessingDrawing" xmlns:wp="http://schemas.openxmlformats.org/drawingml/2006/wordprocessingDrawing" xmlns:w10="urn:schemas-microsoft-com:office:word" xmlns:w="http://schemas.openxmlformats.org/wordprocessingml/2006/main" xmlns:w14="http://schemas.microsoft.com/office/word/2010/wordml" xmlns:w15="http://schemas.microsoft.com/office/word/2012/wordml" xmlns:w16cex="http://schemas.microsoft.com/office/word/2018/wordml/cex" xmlns:w16cid="http://schemas.microsoft.com/office/word/2016/wordml/cid" xmlns:w16="http://schemas.microsoft.com/office/word/2018/wordml" xmlns:w16du="http://schemas.microsoft.com/office/word/2023/wordml/word16du" xmlns:w16sdtdh="http://schemas.microsoft.com/office/word/2020/wordml/sdtdatahash" xmlns:w16se="http://schemas.microsoft.com/office/word/2015/wordml/symex" xmlns:wpg="http://schemas.microsoft.com/office/word/2010/wordprocessingGroup" xmlns:wpi="http://schemas.microsoft.com/office/word/2010/wordprocessingInk" xmlns:wne="http://schemas.microsoft.com/office/word/2006/wordml" xmlns:wps="http://schemas.microsoft.com/office/word/2010/wordprocessingShape" mc:Ignorable="w14 w15 w16se w16cid w16 w16cex w16sdtdh w16du wp14">
+<w:document xmlns:a="http://schemas.openxmlformats.org/drawingml/2006/main" xmlns:a16="http://schemas.microsoft.com/office/drawing/2014/main" xmlns:adec="http://schemas.microsoft.com/office/drawing/2017/decorative" xmlns:pic="http://schemas.openxmlformats.org/drawingml/2006/picture" xmlns:a14="http://schemas.microsoft.com/office/drawing/2010/main" xmlns:wpc="http://schemas.microsoft.com/office/word/2010/wordprocessingCanvas" xmlns:cx="http://schemas.microsoft.com/office/drawing/2014/chartex" xmlns:cx1="http://schemas.microsoft.com/office/drawing/2015/9/8/chartex" xmlns:cx2="http://schemas.microsoft.com/office/drawing/2015/10/21/chartex" xmlns:cx3="http://schemas.microsoft.com/office/drawing/2016/5/9/chartex" xmlns:cx4="http://schemas.microsoft.com/office/drawing/2016/5/10/chartex" xmlns:cx5="http://schemas.microsoft.com/office/drawing/2016/5/11/chartex" xmlns:cx6="http://schemas.microsoft.com/office/drawing/2016/5/12/chartex" xmlns:cx7="http://schemas.microsoft.com/office/drawing/2016/5/13/chartex" xmlns:cx8="http://schemas.microsoft.com/office/drawing/2016/5/14/chartex" xmlns:mc="http://schemas.openxmlformats.org/markup-compatibility/2006" xmlns:aink="http://schemas.microsoft.com/office/drawing/2016/ink" xmlns:am3d="http://schemas.microsoft.com/office/drawing/2017/model3d" xmlns:o="urn:schemas-microsoft-com:office:office" xmlns:oel="http://schemas.microsoft.com/office/2019/extlst" xmlns:r="http://schemas.openxmlformats.org/officeDocument/2006/relationships" xmlns:m="http://schemas.openxmlformats.org/officeDocument/2006/math" xmlns:v="urn:schemas-microsoft-com:vml" xmlns:wp14="http://schemas.microsoft.com/office/word/2010/wordprocessingDrawing" xmlns:wp="http://schemas.openxmlformats.org/drawingml/2006/wordprocessingDrawing" xmlns:w10="urn:schemas-microsoft-com:office:word" xmlns:w="http://schemas.openxmlformats.org/wordprocessingml/2006/main" xmlns:w14="http://schemas.microsoft.com/office/word/2010/wordml" xmlns:w15="http://schemas.microsoft.com/office/word/2012/wordml" xmlns:w16cex="http://schemas.microsoft.com/office/word/2018/wordml/cex" xmlns:w16cid="http://schemas.microsoft.com/office/word/2016/wordml/cid" xmlns:w16="http://schemas.microsoft.com/office/word/2018/wordml" xmlns:w16du="http://schemas.microsoft.com/office/word/2023/wordml/word16du" xmlns:w16sdtdh="http://schemas.microsoft.com/office/word/2020/wordml/sdtdatahash" xmlns:w16se="http://schemas.microsoft.com/office/word/2015/wordml/symex" xmlns:wpg="http://schemas.microsoft.com/office/word/2010/wordprocessingGroup" xmlns:wpi="http://schemas.microsoft.com/office/word/2010/wordprocessingInk" xmlns:wne="http://schemas.microsoft.com/office/word/2006/wordml" xmlns:wps="http://schemas.microsoft.com/office/word/2010/wordprocessingShape" mc:Ignorable="w14 w15 w16se w16cid w16 w16cex w16sdtdh w16du wp14">
   <w:body>
     <w:p>
       <w:r>
         <mc:AlternateContent>
           <mc:Choice Requires="wpg">
             <w:drawing>
-              <wp:anchor distT="0" distB="0" distL="114300" distR="114300" simplePos="0" relativeHeight="251659264" behindDoc="1" locked="1" layoutInCell="1" allowOverlap="1" wp14:anchorId="4761F4B5" wp14:editId="3F48B250">
+              <wp:anchor distT="0" distB="0" distL="114300" distR="114300" simplePos="0" relativeHeight="251659264" behindDoc="1" locked="1" layoutInCell="1" allowOverlap="1" wp14:editId="3F48B250" wp14:anchorId="4761F4B5">
                 <wp:simplePos x="0" y="0"/>
                 <wp:positionH relativeFrom="column">
                   <wp:posOffset>-1536065</wp:posOffset>
@@ -3163,132 +3163,132 @@
           </mc:Choice>
           <mc:Fallback>
             <w:pict>
-              <v:group w14:anchorId="492AC575" id="Group 60" o:spid="_x0000_s1026" alt="&quot;&quot;" style="position:absolute;margin-left:-120.95pt;margin-top:-36pt;width:614.15pt;height:793.45pt;z-index:-251657216;mso-width-relative:margin;mso-height-relative:margin" coordsize="77998,100796" o:gfxdata="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">
-                <v:shape id="Freeform 315240319" o:spid="_x0000_s1027" style="position:absolute;left:70101;top:71439;width:5775;height:6677;visibility:visible;mso-wrap-style:square;v-text-anchor:middle" coordsize="577850,668019" o:gfxdata="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" path="m289560,501650l,335280,288289,167640,577850,r,334010l577850,668020,289560,501650xe" fillcolor="#5abeb7 [2407]" stroked="f" strokeweight="1pt">
+              <v:group id="Group 60" style="position:absolute;margin-left:-120.95pt;margin-top:-36pt;width:614.15pt;height:793.45pt;z-index:-251657216;mso-width-relative:margin;mso-height-relative:margin" alt="&quot;&quot;" coordsize="77998,100796" o:spid="_x0000_s1026" o:gfxdata="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" w14:anchorId="492AC575">
+                <v:shape id="Freeform 315240319" style="position:absolute;left:70101;top:71439;width:5775;height:6677;visibility:visible;mso-wrap-style:square;v-text-anchor:middle" coordsize="577850,668019" o:spid="_x0000_s1027" fillcolor="#5abeb7 [2407]" stroked="f" strokeweight="1pt" path="m289560,501650l,335280,288289,167640,577850,r,334010l577850,668020,289560,501650xe" o:gfxdata="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">
                   <v:stroke joinstyle="miter"/>
                   <v:path arrowok="t" o:connecttype="custom" o:connectlocs="289401,501350;0,335079;288131,167540;577533,0;577533,333810;577533,667620" o:connectangles="0,0,0,0,0,0"/>
                 </v:shape>
-                <v:shape id="Freeform: Shape 440665369" o:spid="_x0000_s1028" style="position:absolute;left:274;top:6840;width:10613;height:12253;visibility:visible;mso-wrap-style:square;v-text-anchor:middle" coordsize="1061328,1225235" o:gfxdata="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" path="m,l481985,280217r579343,335342l481985,948361,,1225235,,xe" fillcolor="#febb3f [3206]" stroked="f" strokeweight="1pt">
+                <v:shape id="Freeform: Shape 440665369" style="position:absolute;left:274;top:6840;width:10613;height:12253;visibility:visible;mso-wrap-style:square;v-text-anchor:middle" coordsize="1061328,1225235" o:spid="_x0000_s1028" fillcolor="#febb3f [3206]" stroked="f" strokeweight="1pt" path="m,l481985,280217r579343,335342l481985,948361,,1225235,,xe" o:gfxdata="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">
                   <v:stroke joinstyle="miter"/>
                   <v:path arrowok="t" o:connecttype="custom" o:connectlocs="0,0;481985,280217;1061328,615559;481985,948361;0,1225235" o:connectangles="0,0,0,0,0"/>
                 </v:shape>
-                <v:shape id="Freeform 32" o:spid="_x0000_s1029" style="position:absolute;left:6162;top:2859;width:5782;height:6682;visibility:visible;mso-wrap-style:square;v-text-anchor:middle" coordsize="577850,668020" o:gfxdata="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" path="m289560,501650l577850,335280,289560,167640,1270,,,334010,,668020,289560,501650xe" fillcolor="#9ed9d5 [3207]" stroked="f" strokeweight="1pt">
+                <v:shape id="Freeform 32" style="position:absolute;left:6162;top:2859;width:5782;height:6682;visibility:visible;mso-wrap-style:square;v-text-anchor:middle" coordsize="577850,668020" o:spid="_x0000_s1029" fillcolor="#9ed9d5 [3207]" stroked="f" strokeweight="1pt" path="m289560,501650l577850,335280,289560,167640,1270,,,334010,,668020,289560,501650xe" o:gfxdata="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">
                   <v:stroke joinstyle="miter"/>
                   <v:path arrowok="t" o:connecttype="custom" o:connectlocs="289720,501826;578169,335397;289720,167699;1271,0;0,334127;0,668254" o:connectangles="0,0,0,0,0,0"/>
                 </v:shape>
-                <v:shape id="Freeform: Shape 261781596" o:spid="_x0000_s1030" style="position:absolute;left:274;top:20044;width:5393;height:6214;visibility:visible;mso-wrap-style:square;v-text-anchor:middle" coordsize="539261,621456" o:gfxdata="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" path="m,l249542,143981,539261,311679,249542,478108,,621456,,xe" fillcolor="#9ed9d5 [3207]" stroked="f" strokeweight="1pt">
+                <v:shape id="Freeform: Shape 261781596" style="position:absolute;left:274;top:20044;width:5393;height:6214;visibility:visible;mso-wrap-style:square;v-text-anchor:middle" coordsize="539261,621456" o:spid="_x0000_s1030" fillcolor="#9ed9d5 [3207]" stroked="f" strokeweight="1pt" path="m,l249542,143981,539261,311679,249542,478108,,621456,,xe" o:gfxdata="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">
                   <v:stroke joinstyle="miter"/>
                   <v:path arrowok="t" o:connecttype="custom" o:connectlocs="0,0;249542,143981;539261,311679;249542,478108;0,621456" o:connectangles="0,0,0,0,0"/>
                 </v:shape>
-                <v:shape id="Freeform 36" o:spid="_x0000_s1031" style="position:absolute;left:254;top:16008;width:5781;height:6670;rotation:180;visibility:visible;mso-wrap-style:square;v-text-anchor:middle" coordsize="577850,666750" o:gfxdata="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" path="m289560,500380l577850,334010,289560,166370,1270,,,332740,,666750,289560,500380xe" fillcolor="#5abeb7 [2407]" stroked="f" strokeweight="1pt">
+                <v:shape id="Freeform 36" style="position:absolute;left:254;top:16008;width:5781;height:6670;rotation:180;visibility:visible;mso-wrap-style:square;v-text-anchor:middle" coordsize="577850,666750" o:spid="_x0000_s1031" fillcolor="#5abeb7 [2407]" stroked="f" strokeweight="1pt" path="m289560,500380l577850,334010,289560,166370,1270,,,332740,,666750,289560,500380xe" o:gfxdata="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">
                   <v:stroke joinstyle="miter"/>
                   <v:path arrowok="t" o:connecttype="custom" o:connectlocs="289720,500556;578169,334127;289720,166428;1271,0;0,332857;0,666984" o:connectangles="0,0,0,0,0,0"/>
                 </v:shape>
-                <v:shape id="Freeform: Shape 868980198" o:spid="_x0000_s1032" style="position:absolute;left:274;width:4815;height:5539;visibility:visible;mso-wrap-style:square;v-text-anchor:middle" coordsize="481445,553903" o:gfxdata="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" path="m,l2753,,192043,109336,481445,277035,192043,443464,,553903,,xe" fillcolor="#000942 [3204]" stroked="f" strokeweight="1pt">
+                <v:shape id="Freeform: Shape 868980198" style="position:absolute;left:274;width:4815;height:5539;visibility:visible;mso-wrap-style:square;v-text-anchor:middle" coordsize="481445,553903" o:spid="_x0000_s1032" fillcolor="#000942 [3204]" stroked="f" strokeweight="1pt" path="m,l2753,,192043,109336,481445,277035,192043,443464,,553903,,xe" o:gfxdata="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">
                   <v:stroke joinstyle="miter"/>
                   <v:path arrowok="t" o:connecttype="custom" o:connectlocs="0,0;2753,0;192043,109336;481445,277035;192043,443464;0,553903" o:connectangles="0,0,0,0,0,0"/>
                 </v:shape>
-                <v:shape id="Freeform: Shape 7398188" o:spid="_x0000_s1033" style="position:absolute;left:6162;width:4660;height:2681;visibility:visible;mso-wrap-style:square;v-text-anchor:middle" coordsize="466006,268141" o:gfxdata="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" path="m,l466006,,289720,101713,,268141,,xe" fillcolor="#febb3f [3206]" stroked="f" strokeweight="1pt">
+                <v:shape id="Freeform: Shape 7398188" style="position:absolute;left:6162;width:4660;height:2681;visibility:visible;mso-wrap-style:square;v-text-anchor:middle" coordsize="466006,268141" o:spid="_x0000_s1033" fillcolor="#febb3f [3206]" stroked="f" strokeweight="1pt" path="m,l466006,,289720,101713,,268141,,xe" o:gfxdata="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">
                   <v:stroke joinstyle="miter"/>
                   <v:path arrowok="t" o:connecttype="custom" o:connectlocs="0,0;466006,0;289720,101713;0,268141" o:connectangles="0,0,0,0"/>
                 </v:shape>
-                <v:shape id="Freeform 248791957" o:spid="_x0000_s1034" style="position:absolute;left:62772;top:80229;width:5788;height:6676;rotation:180;visibility:visible;mso-wrap-style:square;v-text-anchor:middle" coordsize="579119,668019" o:gfxdata="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" path="m289560,501650l,335280,289560,167640,577850,r1270,334010l579120,668020,289560,501650xe" fillcolor="#9ed9d5 [3207]" stroked="f" strokeweight="1pt">
+                <v:shape id="Freeform 248791957" style="position:absolute;left:62772;top:80229;width:5788;height:6676;rotation:180;visibility:visible;mso-wrap-style:square;v-text-anchor:middle" coordsize="579119,668019" o:spid="_x0000_s1034" fillcolor="#9ed9d5 [3207]" stroked="f" strokeweight="1pt" path="m289560,501650l,335280,289560,167640,577850,r1270,334010l579120,668020,289560,501650xe" o:gfxdata="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">
                   <v:stroke joinstyle="miter"/>
                   <v:path arrowok="t" o:connecttype="custom" o:connectlocs="289402,501350;0,335079;289402,167540;577536,0;578805,333810;578805,667620" o:connectangles="0,0,0,0,0,0"/>
                 </v:shape>
-                <v:shape id="Freeform 315240319" o:spid="_x0000_s1035" style="position:absolute;left:65059;top:76799;width:5776;height:6676;visibility:visible;mso-wrap-style:square;v-text-anchor:middle" coordsize="577850,668019" o:gfxdata="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" path="m289560,501650l,335280,288289,167640,577850,r,334010l577850,668020,289560,501650xe" fillcolor="#000942 [3204]" stroked="f" strokeweight="1pt">
+                <v:shape id="Freeform 315240319" style="position:absolute;left:65059;top:76799;width:5776;height:6676;visibility:visible;mso-wrap-style:square;v-text-anchor:middle" coordsize="577850,668019" o:spid="_x0000_s1035" fillcolor="#000942 [3204]" stroked="f" strokeweight="1pt" path="m289560,501650l,335280,288289,167640,577850,r,334010l577850,668020,289560,501650xe" o:gfxdata="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">
                   <v:stroke joinstyle="miter"/>
                   <v:path arrowok="t" o:connecttype="custom" o:connectlocs="289401,501350;0,335079;288131,167540;577533,0;577533,333810;577533,667620" o:connectangles="0,0,0,0,0,0"/>
                 </v:shape>
-                <v:shape id="Freeform 435933014" o:spid="_x0000_s1036" style="position:absolute;left:65059;top:83659;width:5776;height:6676;visibility:visible;mso-wrap-style:square;v-text-anchor:middle" coordsize="577850,668020" o:gfxdata="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" path="m289560,501650l,334010,288289,167640,577850,r,334010l577850,668020,289560,501650xe" fillcolor="#9ed9d5 [3207]" stroked="f" strokeweight="1pt">
+                <v:shape id="Freeform 435933014" style="position:absolute;left:65059;top:83659;width:5776;height:6676;visibility:visible;mso-wrap-style:square;v-text-anchor:middle" coordsize="577850,668020" o:spid="_x0000_s1036" fillcolor="#9ed9d5 [3207]" stroked="f" strokeweight="1pt" path="m289560,501650l,334010,288289,167640,577850,r,334010l577850,668020,289560,501650xe" o:gfxdata="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">
                   <v:stroke joinstyle="miter"/>
                   <v:path arrowok="t" o:connecttype="custom" o:connectlocs="289401,501349;0,333810;288131,167539;577533,0;577533,333810;577533,667619" o:connectangles="0,0,0,0,0,0"/>
                 </v:shape>
-                <v:shape id="Freeform 2016295797" o:spid="_x0000_s1037" style="position:absolute;left:71540;top:76608;width:5788;height:6676;rotation:180;visibility:visible;mso-wrap-style:square;v-text-anchor:middle" coordsize="579119,668020" o:gfxdata="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" path="m289560,501650l,335280,289560,167640,577850,r1270,334011l579120,668020,289560,501650xe" fillcolor="#9ed9d5 [3207]" stroked="f" strokeweight="1pt">
+                <v:shape id="Freeform 2016295797" style="position:absolute;left:71540;top:76608;width:5788;height:6676;rotation:180;visibility:visible;mso-wrap-style:square;v-text-anchor:middle" coordsize="579119,668020" o:spid="_x0000_s1037" fillcolor="#9ed9d5 [3207]" stroked="f" strokeweight="1pt" path="m289560,501650l,335280,289560,167640,577850,r1270,334011l579120,668020,289560,501650xe" o:gfxdata="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">
                   <v:stroke joinstyle="miter"/>
                   <v:path arrowok="t" o:connecttype="custom" o:connectlocs="289402,501349;0,335079;289402,167539;577536,0;578805,333810;578805,667619" o:connectangles="0,0,0,0,0,0"/>
                 </v:shape>
-                <v:shape id="Freeform: Shape 1515524571" o:spid="_x0000_s1038" style="position:absolute;left:59532;top:90520;width:11608;height:10107;visibility:visible;mso-wrap-style:square;v-text-anchor:middle" coordsize="1160785,1010752" o:gfxdata="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" path="m1160785,r,669198l1160785,1010752r-571507,l581668,1006355,,671755,579115,334600,1160785,xe" fillcolor="#9ed9d5 [3207]" stroked="f" strokeweight="1pt">
+                <v:shape id="Freeform: Shape 1515524571" style="position:absolute;left:59532;top:90520;width:11608;height:10107;visibility:visible;mso-wrap-style:square;v-text-anchor:middle" coordsize="1160785,1010752" o:spid="_x0000_s1038" fillcolor="#9ed9d5 [3207]" stroked="f" strokeweight="1pt" path="m1160785,r,669198l1160785,1010752r-571507,l581668,1006355,,671755,579115,334600,1160785,xe" o:gfxdata="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">
                   <v:stroke joinstyle="miter"/>
                   <v:path arrowok="t" o:connecttype="custom" o:connectlocs="1160785,0;1160785,669198;1160785,1010752;589278,1010752;581668,1006355;0,671755;579115,334600" o:connectangles="0,0,0,0,0,0,0"/>
                 </v:shape>
-                <v:shape id="Freeform 80219245" o:spid="_x0000_s1039" style="position:absolute;left:71349;top:87280;width:5788;height:6663;visibility:visible;mso-wrap-style:square;v-text-anchor:middle" coordsize="579119,666750" o:gfxdata="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" path="m289560,500380l,334011,289560,167640,577850,r1270,334011l579120,666750,289560,500380xe" fillcolor="#9ed9d5 [3207]" stroked="f" strokeweight="1pt">
+                <v:shape id="Freeform 80219245" style="position:absolute;left:71349;top:87280;width:5788;height:6663;visibility:visible;mso-wrap-style:square;v-text-anchor:middle" coordsize="579119,666750" o:spid="_x0000_s1039" fillcolor="#9ed9d5 [3207]" stroked="f" strokeweight="1pt" path="m289560,500380l,334011,289560,167640,577850,r1270,334011l579120,666750,289560,500380xe" o:gfxdata="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">
                   <v:stroke joinstyle="miter"/>
                   <v:path arrowok="t" o:connecttype="custom" o:connectlocs="289402,500079;0,333810;289402,167539;577536,0;578805,333810;578805,666349" o:connectangles="0,0,0,0,0,0"/>
                 </v:shape>
-                <v:shape id="Freeform: Shape 845650930" o:spid="_x0000_s1040" style="position:absolute;left:10928;width:2961;height:3034;visibility:visible;mso-wrap-style:square;v-text-anchor:middle" coordsize="296113,303465" o:gfxdata="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" path="m649,l66073,r81984,47664l296113,133364,148057,218414,,303465,649,132715,649,xe" fillcolor="#000942 [3204]" stroked="f" strokeweight="1pt">
+                <v:shape id="Freeform: Shape 845650930" style="position:absolute;left:10928;width:2961;height:3034;visibility:visible;mso-wrap-style:square;v-text-anchor:middle" coordsize="296113,303465" o:spid="_x0000_s1040" fillcolor="#000942 [3204]" stroked="f" strokeweight="1pt" path="m649,l66073,r81984,47664l296113,133364,148057,218414,,303465,649,132715,649,xe" o:gfxdata="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">
                   <v:stroke joinstyle="miter"/>
                   <v:path arrowok="t" o:connecttype="custom" o:connectlocs="649,0;66073,0;148057,47664;296113,133364;148057,218414;0,303465;649,132715" o:connectangles="0,0,0,0,0,0,0"/>
                 </v:shape>
-                <v:shape id="Freeform 41" o:spid="_x0000_s1041" style="position:absolute;left:71349;top:83659;width:5779;height:6670;rotation:180;visibility:visible;mso-wrap-style:square;v-text-anchor:middle" coordsize="577850,666750" o:gfxdata="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" path="m289560,500380l,334010,288289,166370,577850,r,332739l577850,666750,289560,500380xe" fillcolor="#5abeb7 [2407]" stroked="f" strokeweight="1pt">
+                <v:shape id="Freeform 41" style="position:absolute;left:71349;top:83659;width:5779;height:6670;rotation:180;visibility:visible;mso-wrap-style:square;v-text-anchor:middle" coordsize="577850,666750" o:spid="_x0000_s1041" fillcolor="#5abeb7 [2407]" stroked="f" strokeweight="1pt" path="m289560,500380l,334010,288289,166370,577850,r,332739l577850,666750,289560,500380xe" o:gfxdata="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">
                   <v:stroke joinstyle="miter"/>
                   <v:path arrowok="t" o:connecttype="custom" o:connectlocs="289561,500556;0,334127;288289,166428;577851,0;577851,332856;577851,666984" o:connectangles="0,0,0,0,0,0"/>
                 </v:shape>
-                <v:shape id="Freeform: Shape 1215710743" o:spid="_x0000_s1042" style="position:absolute;left:274;top:2859;width:5380;height:6682;rotation:180;visibility:visible;mso-wrap-style:square;v-text-anchor:middle" coordsize="537992,668254" o:gfxdata="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" path="m,668254l,334127,1271,,289720,167699,537992,312040r,46538l289720,501826,,668254xe" fillcolor="#5abeb7 [2407]" stroked="f" strokeweight="1pt">
+                <v:shape id="Freeform: Shape 1215710743" style="position:absolute;left:274;top:2859;width:5380;height:6682;rotation:180;visibility:visible;mso-wrap-style:square;v-text-anchor:middle" coordsize="537992,668254" o:spid="_x0000_s1042" fillcolor="#5abeb7 [2407]" stroked="f" strokeweight="1pt" path="m,668254l,334127,1271,,289720,167699,537992,312040r,46538l289720,501826,,668254xe" o:gfxdata="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">
                   <v:stroke joinstyle="miter"/>
                   <v:path arrowok="t" o:connecttype="custom" o:connectlocs="0,668254;0,334127;1271,0;289720,167699;537992,312040;537992,358578;289720,501826" o:connectangles="0,0,0,0,0,0,0"/>
                 </v:shape>
-                <v:shape id="Freeform 40" o:spid="_x0000_s1043" style="position:absolute;left:7306;top:1334;width:2961;height:3415;rotation:180;visibility:visible;mso-wrap-style:square;v-text-anchor:middle" coordsize="579120,668020" o:gfxdata="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" path="m289560,501650l579120,335280,289560,167640,1270,r,334010l,668020,289560,501650xe" fillcolor="#000942 [3204]" stroked="f" strokeweight="1pt">
+                <v:shape id="Freeform 40" style="position:absolute;left:7306;top:1334;width:2961;height:3415;rotation:180;visibility:visible;mso-wrap-style:square;v-text-anchor:middle" coordsize="579120,668020" o:spid="_x0000_s1043" fillcolor="#000942 [3204]" stroked="f" strokeweight="1pt" path="m289560,501650l579120,335280,289560,167640,1270,r,334010l,668020,289560,501650xe" o:gfxdata="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">
                   <v:stroke joinstyle="miter"/>
                   <v:path arrowok="t" o:connecttype="custom" o:connectlocs="148057,256450;296113,171400;148057,85700;649,0;649,170751;0,341501" o:connectangles="0,0,0,0,0,0"/>
                 </v:shape>
-                <v:shape id="Freeform 31" o:spid="_x0000_s1044" style="position:absolute;top:5082;width:11586;height:13363;visibility:visible;mso-wrap-style:square;v-text-anchor:middle" coordsize="579120,668020" o:gfxdata="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" path="m,668020l289560,501650,579120,335280,289560,167640,1270,e" filled="f" strokecolor="#5abeb7 [2407]" strokeweight="1pt">
+                <v:shape id="Freeform 31" style="position:absolute;top:5082;width:11586;height:13363;visibility:visible;mso-wrap-style:square;v-text-anchor:middle" coordsize="579120,668020" o:spid="_x0000_s1044" filled="f" strokecolor="#5abeb7 [2407]" strokeweight="1pt" path="m,668020l289560,501650,579120,335280,289560,167640,1270,e" o:gfxdata="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">
                   <v:stroke joinstyle="miter"/>
                   <v:path arrowok="t" o:connecttype="custom" o:connectlocs="0,1336287;579344,1003485;1158687,670684;579344,335342;2541,0" o:connectangles="0,0,0,0,0"/>
                 </v:shape>
-                <v:shape id="Freeform 40" o:spid="_x0000_s1045" style="position:absolute;left:73065;top:96237;width:2961;height:3411;visibility:visible;mso-wrap-style:square;v-text-anchor:middle" coordsize="579120,668020" o:gfxdata="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" path="m289560,501650l579120,335280,289560,167640,1270,r,334010l,668020,289560,501650xe" fillcolor="#000942 [3204]" stroked="f" strokeweight="1pt">
+                <v:shape id="Freeform 40" style="position:absolute;left:73065;top:96237;width:2961;height:3411;visibility:visible;mso-wrap-style:square;v-text-anchor:middle" coordsize="579120,668020" o:spid="_x0000_s1045" fillcolor="#000942 [3204]" stroked="f" strokeweight="1pt" path="m289560,501650l579120,335280,289560,167640,1270,r,334010l,668020,289560,501650xe" o:gfxdata="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">
                   <v:stroke joinstyle="miter"/>
                   <v:path arrowok="t" o:connecttype="custom" o:connectlocs="148037,256161;296073,171206;148037,85603;649,0;649,170558;0,341115" o:connectangles="0,0,0,0,0,0"/>
                 </v:shape>
-                <v:shape id="Freeform 19" o:spid="_x0000_s1046" style="position:absolute;left:60231;top:91218;width:11614;height:9578;visibility:visible;mso-wrap-style:square;v-text-anchor:middle" coordsize="578174,476205" o:gfxdata="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" path="m236776,471469l,334010,288289,166370,577850,r,332739l578174,476205e" filled="f" strokecolor="#5abeb7 [2407]" strokeweight="1pt">
+                <v:shape id="Freeform 19" style="position:absolute;left:60231;top:91218;width:11614;height:9578;visibility:visible;mso-wrap-style:square;v-text-anchor:middle" coordsize="578174,476205" o:spid="_x0000_s1046" filled="f" strokecolor="#5abeb7 [2407]" strokeweight="1pt" path="m236776,471469l,334010,288289,166370,577850,r,332739l578174,476205e" o:gfxdata="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">
                   <v:stroke joinstyle="miter"/>
                   <v:path arrowok="t" o:connecttype="custom" o:connectlocs="475636,948210;0,671755;579115,334600;1160785,0;1160785,669199;1161436,957735" o:connectangles="0,0,0,0,0,0"/>
                 </v:shape>
-                <v:shape id="Freeform 40" o:spid="_x0000_s1047" style="position:absolute;left:74079;top:94581;width:2960;height:3411;rotation:60;visibility:visible;mso-wrap-style:square;v-text-anchor:middle" coordsize="579120,668020" o:gfxdata="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" path="m289560,501650l579120,335280,289560,167640,1270,r,334010l,668020,289560,501650xe" fillcolor="#000942 [3204]" stroked="f" strokeweight="1pt">
+                <v:shape id="Freeform 40" style="position:absolute;left:74079;top:94581;width:2960;height:3411;rotation:60;visibility:visible;mso-wrap-style:square;v-text-anchor:middle" coordsize="579120,668020" o:spid="_x0000_s1047" fillcolor="#000942 [3204]" stroked="f" strokeweight="1pt" path="m289560,501650l579120,335280,289560,167640,1270,r,334010l,668020,289560,501650xe" o:gfxdata="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">
                   <v:stroke joinstyle="miter"/>
                   <v:path arrowok="t" o:connecttype="custom" o:connectlocs="148007,256212;296014,171240;148007,85620;649,0;649,170592;0,341183" o:connectangles="0,0,0,0,0,0"/>
                 </v:shape>
-                <v:shape id="Freeform 24" o:spid="_x0000_s1048" style="position:absolute;left:58579;top:87089;width:5775;height:6676;visibility:visible;mso-wrap-style:square;v-text-anchor:middle" coordsize="577850,668019" o:gfxdata="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" path="m289560,501650l,335280,288289,167640,577850,r,334010l577850,668020,289560,501650xe" fillcolor="#000942 [3204]" stroked="f" strokeweight="1pt">
+                <v:shape id="Freeform 24" style="position:absolute;left:58579;top:87089;width:5775;height:6676;visibility:visible;mso-wrap-style:square;v-text-anchor:middle" coordsize="577850,668019" o:spid="_x0000_s1048" fillcolor="#000942 [3204]" stroked="f" strokeweight="1pt" path="m289560,501650l,335280,288289,167640,577850,r,334010l577850,668020,289560,501650xe" o:gfxdata="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">
                   <v:stroke joinstyle="miter"/>
                   <v:path arrowok="t" o:connecttype="custom" o:connectlocs="289401,501350;0,335079;288131,167540;577533,0;577533,333810;577533,667620" o:connectangles="0,0,0,0,0,0"/>
                 </v:shape>
-                <v:shape id="Freeform 41" o:spid="_x0000_s1049" style="position:absolute;left:58007;top:90710;width:5775;height:6670;rotation:180;visibility:visible;mso-wrap-style:square;v-text-anchor:middle" coordsize="577850,666750" o:gfxdata="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" path="m289560,500380l,334010,288289,166370,577850,r,332739l577850,666750,289560,500380xe" fillcolor="#5abeb7 [2407]" stroked="f" strokeweight="1pt">
+                <v:shape id="Freeform 41" style="position:absolute;left:58007;top:90710;width:5775;height:6670;rotation:180;visibility:visible;mso-wrap-style:square;v-text-anchor:middle" coordsize="577850,666750" o:spid="_x0000_s1049" fillcolor="#5abeb7 [2407]" stroked="f" strokeweight="1pt" path="m289560,500380l,334010,288289,166370,577850,r,332739l577850,666750,289560,500380xe" o:gfxdata="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">
                   <v:stroke joinstyle="miter"/>
                   <v:path arrowok="t" o:connecttype="custom" o:connectlocs="289401,500556;0,334127;288131,166428;577533,0;577533,332856;577533,666984" o:connectangles="0,0,0,0,0,0"/>
                 </v:shape>
-                <v:shape id="Freeform 40" o:spid="_x0000_s1050" style="position:absolute;left:65631;top:88614;width:2961;height:3411;visibility:visible;mso-wrap-style:square;v-text-anchor:middle" coordsize="579120,668020" o:gfxdata="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" path="m289560,501650l579120,335280,289560,167640,1270,r,334010l,668020,289560,501650xe" fillcolor="#5abeb7 [2407]" stroked="f" strokeweight="1pt">
+                <v:shape id="Freeform 40" style="position:absolute;left:65631;top:88614;width:2961;height:3411;visibility:visible;mso-wrap-style:square;v-text-anchor:middle" coordsize="579120,668020" o:spid="_x0000_s1050" fillcolor="#5abeb7 [2407]" stroked="f" strokeweight="1pt" path="m289560,501650l579120,335280,289560,167640,1270,r,334010l,668020,289560,501650xe" o:gfxdata="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">
                   <v:stroke joinstyle="miter"/>
                   <v:path arrowok="t" o:connecttype="custom" o:connectlocs="148037,256161;296073,171206;148037,85603;649,0;649,170558;0,341115" o:connectangles="0,0,0,0,0,0"/>
                 </v:shape>
-                <v:shape id="Freeform 40" o:spid="_x0000_s1051" style="position:absolute;left:69253;top:70891;width:2960;height:3411;visibility:visible;mso-wrap-style:square;v-text-anchor:middle" coordsize="579120,668020" o:gfxdata="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" path="m289560,501650l579120,335280,289560,167640,1270,r,334010l,668020,289560,501650xe" fillcolor="#febb3f [3206]" stroked="f" strokeweight="1pt">
+                <v:shape id="Freeform 40" style="position:absolute;left:69253;top:70891;width:2960;height:3411;visibility:visible;mso-wrap-style:square;v-text-anchor:middle" coordsize="579120,668020" o:spid="_x0000_s1051" fillcolor="#febb3f [3206]" stroked="f" strokeweight="1pt" path="m289560,501650l579120,335280,289560,167640,1270,r,334010l,668020,289560,501650xe" o:gfxdata="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">
                   <v:stroke joinstyle="miter"/>
                   <v:path arrowok="t" o:connecttype="custom" o:connectlocs="148037,256161;296073,171206;148037,85603;649,0;649,170558;0,341115" o:connectangles="0,0,0,0,0,0"/>
                 </v:shape>
-                <v:shape id="Freeform 40" o:spid="_x0000_s1052" style="position:absolute;left:69952;top:70065;width:2960;height:3411;visibility:visible;mso-wrap-style:square;v-text-anchor:middle" coordsize="579120,668020" o:gfxdata="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" path="m289560,501650l579120,335280,289560,167640,1270,r,334010l,668020,289560,501650xe" filled="f" strokecolor="#5abeb7 [2407]" strokeweight="1pt">
+                <v:shape id="Freeform 40" style="position:absolute;left:69952;top:70065;width:2960;height:3411;visibility:visible;mso-wrap-style:square;v-text-anchor:middle" coordsize="579120,668020" o:spid="_x0000_s1052" filled="f" strokecolor="#5abeb7 [2407]" strokeweight="1pt" path="m289560,501650l579120,335280,289560,167640,1270,r,334010l,668020,289560,501650xe" o:gfxdata="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">
                   <v:stroke joinstyle="miter"/>
                   <v:path arrowok="t" o:connecttype="custom" o:connectlocs="148037,256161;296073,171206;148037,85603;649,0;649,170558;0,341115" o:connectangles="0,0,0,0,0,0"/>
                 </v:shape>
-                <v:shape id="Freeform: Shape 883520341" o:spid="_x0000_s1053" style="position:absolute;left:59151;top:97761;width:4971;height:2866;rotation:180;visibility:visible;mso-wrap-style:square;v-text-anchor:middle" coordsize="497094,286598" o:gfxdata="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" path="m497094,286598l208962,120170,,,497094,r,286598xe" fillcolor="#5abeb7 [2407]" stroked="f" strokeweight="1pt">
+                <v:shape id="Freeform: Shape 883520341" style="position:absolute;left:59151;top:97761;width:4971;height:2866;rotation:180;visibility:visible;mso-wrap-style:square;v-text-anchor:middle" coordsize="497094,286598" o:spid="_x0000_s1053" fillcolor="#5abeb7 [2407]" stroked="f" strokeweight="1pt" path="m497094,286598l208962,120170,,,497094,r,286598xe" o:gfxdata="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">
                   <v:stroke joinstyle="miter"/>
                   <v:path arrowok="t" o:connecttype="custom" o:connectlocs="497094,286598;208962,120170;0,0;497094,0" o:connectangles="0,0,0,0"/>
                 </v:shape>
-                <v:shape id="Freeform 32" o:spid="_x0000_s1054" style="position:absolute;left:6734;top:16008;width:5782;height:6682;visibility:visible;mso-wrap-style:square;v-text-anchor:middle" coordsize="577850,668020" o:gfxdata="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" path="m289560,501650l577850,335280,289560,167640,1270,,,334010,,668020,289560,501650xe" fillcolor="#9ed9d5 [3207]" stroked="f" strokeweight="1pt">
+                <v:shape id="Freeform 32" style="position:absolute;left:6734;top:16008;width:5782;height:6682;visibility:visible;mso-wrap-style:square;v-text-anchor:middle" coordsize="577850,668020" o:spid="_x0000_s1054" fillcolor="#9ed9d5 [3207]" stroked="f" strokeweight="1pt" path="m289560,501650l577850,335280,289560,167640,1270,,,334010,,668020,289560,501650xe" o:gfxdata="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">
                   <v:stroke joinstyle="miter"/>
                   <v:path arrowok="t" o:connecttype="custom" o:connectlocs="289720,501826;578169,335397;289720,167699;1271,0;0,334127;0,668254" o:connectangles="0,0,0,0,0,0"/>
                 </v:shape>
-                <v:shape id="Freeform 40" o:spid="_x0000_s1055" style="position:absolute;left:1086;top:24856;width:2960;height:3412;rotation:-60;visibility:visible;mso-wrap-style:square;v-text-anchor:middle" coordsize="579120,668020" o:gfxdata="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" path="m289560,501650l579120,335280,289560,167640,1270,r,334010l,668020,289560,501650xe" fillcolor="#9ed9d5 [3207]" stroked="f" strokeweight="1pt">
+                <v:shape id="Freeform 40" style="position:absolute;left:1086;top:24856;width:2960;height:3412;rotation:-60;visibility:visible;mso-wrap-style:square;v-text-anchor:middle" coordsize="579120,668020" o:spid="_x0000_s1055" fillcolor="#9ed9d5 [3207]" stroked="f" strokeweight="1pt" path="m289560,501650l579120,335280,289560,167640,1270,r,334010l,668020,289560,501650xe" o:gfxdata="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">
                   <v:stroke joinstyle="miter"/>
                   <v:path arrowok="t" o:connecttype="custom" o:connectlocs="148007,256212;296014,171240;148007,85620;649,0;649,170592;0,341183" o:connectangles="0,0,0,0,0,0"/>
                 </v:shape>
-                <v:shape id="Freeform 40" o:spid="_x0000_s1056" style="position:absolute;left:1588;top:28395;width:2961;height:3415;visibility:visible;mso-wrap-style:square;v-text-anchor:middle" coordsize="579120,668020" o:gfxdata="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" path="m289560,501650l579120,335280,289560,167640,1270,r,334010l,668020,289560,501650xe" fillcolor="#febb3f [3206]" stroked="f" strokeweight="1pt">
+                <v:shape id="Freeform 40" style="position:absolute;left:1588;top:28395;width:2961;height:3415;visibility:visible;mso-wrap-style:square;v-text-anchor:middle" coordsize="579120,668020" o:spid="_x0000_s1056" fillcolor="#febb3f [3206]" stroked="f" strokeweight="1pt" path="m289560,501650l579120,335280,289560,167640,1270,r,334010l,668020,289560,501650xe" o:gfxdata="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">
                   <v:stroke joinstyle="miter"/>
                   <v:path arrowok="t" o:connecttype="custom" o:connectlocs="148057,256450;296113,171400;148057,85700;649,0;649,170751;0,341501" o:connectangles="0,0,0,0,0,0"/>
                 </v:shape>
-                <v:shape id="Freeform 40" o:spid="_x0000_s1057" style="position:absolute;left:11245;top:127;width:2961;height:3415;visibility:visible;mso-wrap-style:square;v-text-anchor:middle" coordsize="579120,668020" o:gfxdata="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" path="m289560,501650l579120,335280,289560,167640,1270,r,334010l,668020,289560,501650xe" filled="f" strokecolor="#9ed9d5 [3207]" strokeweight="1pt">
+                <v:shape id="Freeform 40" style="position:absolute;left:11245;top:127;width:2961;height:3415;visibility:visible;mso-wrap-style:square;v-text-anchor:middle" coordsize="579120,668020" o:spid="_x0000_s1057" filled="f" strokecolor="#9ed9d5 [3207]" strokeweight="1pt" path="m289560,501650l579120,335280,289560,167640,1270,r,334010l,668020,289560,501650xe" o:gfxdata="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">
                   <v:stroke joinstyle="miter"/>
                   <v:path arrowok="t" o:connecttype="custom" o:connectlocs="148057,256450;296113,171400;148057,85700;649,0;649,170751;0,341501" o:connectangles="0,0,0,0,0,0"/>
                 </v:shape>
-                <v:shape id="Freeform 41" o:spid="_x0000_s1058" style="position:absolute;left:72223;top:80200;width:5775;height:6670;rotation:180;flip:x;visibility:visible;mso-wrap-style:square;v-text-anchor:middle" coordsize="577850,666750" o:gfxdata="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" path="m289560,500380l,334010,288289,166370,577850,r,332739l577850,666750,289560,500380xe" fillcolor="#febb3f [3206]" stroked="f" strokeweight="1pt">
+                <v:shape id="Freeform 41" style="position:absolute;left:72223;top:80200;width:5775;height:6670;rotation:180;flip:x;visibility:visible;mso-wrap-style:square;v-text-anchor:middle" coordsize="577850,666750" o:spid="_x0000_s1058" fillcolor="#febb3f [3206]" stroked="f" strokeweight="1pt" path="m289560,500380l,334010,288289,166370,577850,r,332739l577850,666750,289560,500380xe" o:gfxdata="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">
                   <v:stroke joinstyle="miter"/>
                   <v:path arrowok="t" o:connecttype="custom" o:connectlocs="289401,500556;0,334127;288131,166428;577533,0;577533,332856;577533,666984" o:connectangles="0,0,0,0,0,0"/>
                 </v:shape>

--- a/src/Tests/Inputs/agendas-minutes/06/input.docx
+++ b/src/Tests/Inputs/agendas-minutes/06/input.docx
@@ -33925,2267 +33925,6 @@
 </w:styles>
 </file>
 
-<file path=word/glossary/document.xml><?xml version="1.0" encoding="utf-8"?>
-<w:glossaryDocument xmlns:wpc="http://schemas.microsoft.com/office/word/2010/wordprocessingCanvas" xmlns:cx="http://schemas.microsoft.com/office/drawing/2014/chartex" xmlns:cx1="http://schemas.microsoft.com/office/drawing/2015/9/8/chartex" xmlns:cx2="http://schemas.microsoft.com/office/drawing/2015/10/21/chartex" xmlns:cx3="http://schemas.microsoft.com/office/drawing/2016/5/9/chartex" xmlns:cx4="http://schemas.microsoft.com/office/drawing/2016/5/10/chartex" xmlns:cx5="http://schemas.microsoft.com/office/drawing/2016/5/11/chartex" xmlns:cx6="http://schemas.microsoft.com/office/drawing/2016/5/12/chartex" xmlns:cx7="http://schemas.microsoft.com/office/drawing/2016/5/13/chartex" xmlns:cx8="http://schemas.microsoft.com/office/drawing/2016/5/14/chartex" xmlns:mc="http://schemas.openxmlformats.org/markup-compatibility/2006" xmlns:aink="http://schemas.microsoft.com/office/drawing/2016/ink" xmlns:am3d="http://schemas.microsoft.com/office/drawing/2017/model3d" xmlns:o="urn:schemas-microsoft-com:office:office" xmlns:oel="http://schemas.microsoft.com/office/2019/extlst" xmlns:r="http://schemas.openxmlformats.org/officeDocument/2006/relationships" xmlns:m="http://schemas.openxmlformats.org/officeDocument/2006/math" xmlns:v="urn:schemas-microsoft-com:vml" xmlns:wp14="http://schemas.microsoft.com/office/word/2010/wordprocessingDrawing" xmlns:wp="http://schemas.openxmlformats.org/drawingml/2006/wordprocessingDrawing" xmlns:w10="urn:schemas-microsoft-com:office:word" xmlns:w="http://schemas.openxmlformats.org/wordprocessingml/2006/main" xmlns:w14="http://schemas.microsoft.com/office/word/2010/wordml" xmlns:w15="http://schemas.microsoft.com/office/word/2012/wordml" xmlns:w16cex="http://schemas.microsoft.com/office/word/2018/wordml/cex" xmlns:w16cid="http://schemas.microsoft.com/office/word/2016/wordml/cid" xmlns:w16="http://schemas.microsoft.com/office/word/2018/wordml" xmlns:w16du="http://schemas.microsoft.com/office/word/2023/wordml/word16du" xmlns:w16sdtdh="http://schemas.microsoft.com/office/word/2020/wordml/sdtdatahash" xmlns:w16se="http://schemas.microsoft.com/office/word/2015/wordml/symex" xmlns:wpg="http://schemas.microsoft.com/office/word/2010/wordprocessingGroup" xmlns:wpi="http://schemas.microsoft.com/office/word/2010/wordprocessingInk" xmlns:wne="http://schemas.microsoft.com/office/word/2006/wordml" xmlns:wps="http://schemas.microsoft.com/office/word/2010/wordprocessingShape" mc:Ignorable="w14 w15 w16se w16cid w16 w16cex w16sdtdh w16du wp14">
-  <w:docParts>
-    <w:docPart>
-      <w:docPartPr>
-        <w:name w:val="CDC91A876A6C064190D988357863F38F"/>
-        <w:category>
-          <w:name w:val="General"/>
-          <w:gallery w:val="placeholder"/>
-        </w:category>
-        <w:types>
-          <w:type w:val="bbPlcHdr"/>
-        </w:types>
-        <w:behaviors>
-          <w:behavior w:val="content"/>
-        </w:behaviors>
-        <w:guid w:val="{803E5936-BC23-B34A-8FB7-F6C1ACD1EAED}"/>
-      </w:docPartPr>
-      <w:docPartBody>
-        <w:p>
-          <w:pPr>
-            <w:pStyle w:val="CDC91A876A6C064190D988357863F38F"/>
-          </w:pPr>
-          <w:r>
-            <w:t>Meeting minutes</w:t>
-          </w:r>
-        </w:p>
-      </w:docPartBody>
-    </w:docPart>
-    <w:docPart>
-      <w:docPartPr>
-        <w:name w:val="3B6C33151092429A9FE3C593E4C61BEF"/>
-        <w:category>
-          <w:name w:val="General"/>
-          <w:gallery w:val="placeholder"/>
-        </w:category>
-        <w:types>
-          <w:type w:val="bbPlcHdr"/>
-        </w:types>
-        <w:behaviors>
-          <w:behavior w:val="content"/>
-        </w:behaviors>
-        <w:guid w:val="{564C054E-E3F1-410C-924C-A15C9F8D39AA}"/>
-      </w:docPartPr>
-      <w:docPartBody>
-        <w:p>
-          <w:pPr>
-            <w:pStyle w:val="3B6C33151092429A9FE3C593E4C61BEF"/>
-          </w:pPr>
-          <w:r>
-            <w:t>MARKETING &amp; SALES TEAM</w:t>
-          </w:r>
-        </w:p>
-      </w:docPartBody>
-    </w:docPart>
-    <w:docPart>
-      <w:docPartPr>
-        <w:name w:val="6E6D2401EFF842989B147F601F56C141"/>
-        <w:category>
-          <w:name w:val="General"/>
-          <w:gallery w:val="placeholder"/>
-        </w:category>
-        <w:types>
-          <w:type w:val="bbPlcHdr"/>
-        </w:types>
-        <w:behaviors>
-          <w:behavior w:val="content"/>
-        </w:behaviors>
-        <w:guid w:val="{0E0DEB33-9FC6-4B9D-B608-469A3171AA51}"/>
-      </w:docPartPr>
-      <w:docPartBody>
-        <w:p>
-          <w:pPr>
-            <w:pStyle w:val="6E6D2401EFF842989B147F601F56C141"/>
-          </w:pPr>
-          <w:r>
-            <w:rPr>
-              <w:rFonts w:eastAsiaTheme="majorEastAsia"/>
-            </w:rPr>
-            <w:t>Call to order</w:t>
-          </w:r>
-        </w:p>
-      </w:docPartBody>
-    </w:docPart>
-    <w:docPart>
-      <w:docPartPr>
-        <w:name w:val="F0075E65F2174C44B19A37E8C22EE941"/>
-        <w:category>
-          <w:name w:val="General"/>
-          <w:gallery w:val="placeholder"/>
-        </w:category>
-        <w:types>
-          <w:type w:val="bbPlcHdr"/>
-        </w:types>
-        <w:behaviors>
-          <w:behavior w:val="content"/>
-        </w:behaviors>
-        <w:guid w:val="{334C31C2-C387-4F33-9B5F-43E9FDADADA6}"/>
-      </w:docPartPr>
-      <w:docPartBody>
-        <w:p>
-          <w:pPr>
-            <w:pStyle w:val="F0075E65F2174C44B19A37E8C22EE941"/>
-          </w:pPr>
-          <w:r>
-            <w:t>called to order the regular meeting of the</w:t>
-          </w:r>
-        </w:p>
-      </w:docPartBody>
-    </w:docPart>
-    <w:docPart>
-      <w:docPartPr>
-        <w:name w:val="862E62219C2E46F9B8B8D79B6EDF0D7F"/>
-        <w:category>
-          <w:name w:val="General"/>
-          <w:gallery w:val="placeholder"/>
-        </w:category>
-        <w:types>
-          <w:type w:val="bbPlcHdr"/>
-        </w:types>
-        <w:behaviors>
-          <w:behavior w:val="content"/>
-        </w:behaviors>
-        <w:guid w:val="{6F80F03C-4E71-4CB2-BB85-57FCACE965DD}"/>
-      </w:docPartPr>
-      <w:docPartBody>
-        <w:p>
-          <w:pPr>
-            <w:pStyle w:val="862E62219C2E46F9B8B8D79B6EDF0D7F"/>
-          </w:pPr>
-          <w:r>
-            <w:t>M</w:t>
-          </w:r>
-          <w:r>
-            <w:t>arketing &amp; sales team</w:t>
-          </w:r>
-        </w:p>
-      </w:docPartBody>
-    </w:docPart>
-    <w:docPart>
-      <w:docPartPr>
-        <w:name w:val="886A299FAEAE4A58B5641AC855F4C47A"/>
-        <w:category>
-          <w:name w:val="General"/>
-          <w:gallery w:val="placeholder"/>
-        </w:category>
-        <w:types>
-          <w:type w:val="bbPlcHdr"/>
-        </w:types>
-        <w:behaviors>
-          <w:behavior w:val="content"/>
-        </w:behaviors>
-        <w:guid w:val="{FE1BACA2-7EF4-42C7-BAEF-59FD133E417F}"/>
-      </w:docPartPr>
-      <w:docPartBody>
-        <w:p>
-          <w:pPr>
-            <w:pStyle w:val="886A299FAEAE4A58B5641AC855F4C47A"/>
-          </w:pPr>
-          <w:r>
-            <w:t>at</w:t>
-          </w:r>
-        </w:p>
-      </w:docPartBody>
-    </w:docPart>
-    <w:docPart>
-      <w:docPartPr>
-        <w:name w:val="855FC3C1AE93477395C1FFBA10D989C1"/>
-        <w:category>
-          <w:name w:val="General"/>
-          <w:gallery w:val="placeholder"/>
-        </w:category>
-        <w:types>
-          <w:type w:val="bbPlcHdr"/>
-        </w:types>
-        <w:behaviors>
-          <w:behavior w:val="content"/>
-        </w:behaviors>
-        <w:guid w:val="{DE67CD19-812F-41E1-AD0E-10F1130221AD}"/>
-      </w:docPartPr>
-      <w:docPartBody>
-        <w:p>
-          <w:pPr>
-            <w:pStyle w:val="855FC3C1AE93477395C1FFBA10D989C1"/>
-          </w:pPr>
-          <w:r>
-            <w:t>on</w:t>
-          </w:r>
-        </w:p>
-      </w:docPartBody>
-    </w:docPart>
-    <w:docPart>
-      <w:docPartPr>
-        <w:name w:val="674CB903A459418F9DA4A5DAA4731B23"/>
-        <w:category>
-          <w:name w:val="General"/>
-          <w:gallery w:val="placeholder"/>
-        </w:category>
-        <w:types>
-          <w:type w:val="bbPlcHdr"/>
-        </w:types>
-        <w:behaviors>
-          <w:behavior w:val="content"/>
-        </w:behaviors>
-        <w:guid w:val="{C47FDE06-BC5A-42C4-83D8-87A76AC09F2B}"/>
-      </w:docPartPr>
-      <w:docPartBody>
-        <w:p>
-          <w:pPr>
-            <w:pStyle w:val="674CB903A459418F9DA4A5DAA4731B23"/>
-          </w:pPr>
-          <w:r>
-            <w:rPr>
-              <w:rFonts w:eastAsiaTheme="majorEastAsia"/>
-            </w:rPr>
-            <w:t>Roll call</w:t>
-          </w:r>
-        </w:p>
-      </w:docPartBody>
-    </w:docPart>
-    <w:docPart>
-      <w:docPartPr>
-        <w:name w:val="AE286362C19A499296EA12EF2EBEB2A5"/>
-        <w:category>
-          <w:name w:val="General"/>
-          <w:gallery w:val="placeholder"/>
-        </w:category>
-        <w:types>
-          <w:type w:val="bbPlcHdr"/>
-        </w:types>
-        <w:behaviors>
-          <w:behavior w:val="content"/>
-        </w:behaviors>
-        <w:guid w:val="{669DDB3A-5F0C-4D5E-950E-BA4F0BF3CA85}"/>
-      </w:docPartPr>
-      <w:docPartBody>
-        <w:p>
-          <w:pPr>
-            <w:pStyle w:val="AE286362C19A499296EA12EF2EBEB2A5"/>
-          </w:pPr>
-          <w:r>
-            <w:t>conducted a</w:t>
-          </w:r>
-          <w:r>
-            <w:rPr>
-              <w:rFonts w:asciiTheme="majorHAnsi" w:hAnsiTheme="majorHAnsi"/>
-              <w:lang w:bidi="en-GB"/>
-            </w:rPr>
-            <w:t xml:space="preserve"> </w:t>
-          </w:r>
-          <w:r>
-            <w:t>roll call. The following persons were present:</w:t>
-          </w:r>
-        </w:p>
-      </w:docPartBody>
-    </w:docPart>
-    <w:docPart>
-      <w:docPartPr>
-        <w:name w:val="5F660E2FB5C34C99B84F7ECFB5178FDF"/>
-        <w:category>
-          <w:name w:val="General"/>
-          <w:gallery w:val="placeholder"/>
-        </w:category>
-        <w:types>
-          <w:type w:val="bbPlcHdr"/>
-        </w:types>
-        <w:behaviors>
-          <w:behavior w:val="content"/>
-        </w:behaviors>
-        <w:guid w:val="{73142B65-17D5-40DF-A4F6-4B248F4D0FEE}"/>
-      </w:docPartPr>
-      <w:docPartBody>
-        <w:p>
-          <w:pPr>
-            <w:pStyle w:val="5F660E2FB5C34C99B84F7ECFB5178FDF"/>
-          </w:pPr>
-          <w:r>
-            <w:rPr>
-              <w:rFonts w:eastAsiaTheme="majorEastAsia"/>
-            </w:rPr>
-            <w:t>Approval of minutes from last meeting</w:t>
-          </w:r>
-        </w:p>
-      </w:docPartBody>
-    </w:docPart>
-    <w:docPart>
-      <w:docPartPr>
-        <w:name w:val="1E901972E0EB4490811C6BA7BE7C9E02"/>
-        <w:category>
-          <w:name w:val="General"/>
-          <w:gallery w:val="placeholder"/>
-        </w:category>
-        <w:types>
-          <w:type w:val="bbPlcHdr"/>
-        </w:types>
-        <w:behaviors>
-          <w:behavior w:val="content"/>
-        </w:behaviors>
-        <w:guid w:val="{07CF3B30-AB1C-44FE-A7B6-457075839660}"/>
-      </w:docPartPr>
-      <w:docPartBody>
-        <w:p>
-          <w:pPr>
-            <w:pStyle w:val="1E901972E0EB4490811C6BA7BE7C9E02"/>
-          </w:pPr>
-          <w:r>
-            <w:rPr>
-              <w:lang w:bidi="en-GB"/>
-            </w:rPr>
-            <w:t>read the minutes from the last meeting. The minutes were approved as read.</w:t>
-          </w:r>
-        </w:p>
-      </w:docPartBody>
-    </w:docPart>
-    <w:docPart>
-      <w:docPartPr>
-        <w:name w:val="20BA7A239DC243048F2A86CB5B9B4119"/>
-        <w:category>
-          <w:name w:val="General"/>
-          <w:gallery w:val="placeholder"/>
-        </w:category>
-        <w:types>
-          <w:type w:val="bbPlcHdr"/>
-        </w:types>
-        <w:behaviors>
-          <w:behavior w:val="content"/>
-        </w:behaviors>
-        <w:guid w:val="{9C69EB21-ED49-41CD-83AB-421240456399}"/>
-      </w:docPartPr>
-      <w:docPartBody>
-        <w:p>
-          <w:pPr>
-            <w:pStyle w:val="20BA7A239DC243048F2A86CB5B9B4119"/>
-          </w:pPr>
-          <w:r>
-            <w:rPr>
-              <w:rFonts w:eastAsiaTheme="majorEastAsia"/>
-            </w:rPr>
-            <w:t>Open issues</w:t>
-          </w:r>
-        </w:p>
-      </w:docPartBody>
-    </w:docPart>
-    <w:docPart>
-      <w:docPartPr>
-        <w:name w:val="F895D56A964940D690066CB10F7A301F"/>
-        <w:category>
-          <w:name w:val="General"/>
-          <w:gallery w:val="placeholder"/>
-        </w:category>
-        <w:types>
-          <w:type w:val="bbPlcHdr"/>
-        </w:types>
-        <w:behaviors>
-          <w:behavior w:val="content"/>
-        </w:behaviors>
-        <w:guid w:val="{404875D8-84EC-4B6A-8F2A-9DF89DB455A4}"/>
-      </w:docPartPr>
-      <w:docPartBody>
-        <w:p>
-          <w:pPr>
-            <w:pStyle w:val="F895D56A964940D690066CB10F7A301F"/>
-          </w:pPr>
-          <w:r>
-            <w:t>Budget assessment</w:t>
-          </w:r>
-        </w:p>
-      </w:docPartBody>
-    </w:docPart>
-    <w:docPart>
-      <w:docPartPr>
-        <w:name w:val="B7CF18B129FB4D4FBF345DE93B036D8E"/>
-        <w:category>
-          <w:name w:val="General"/>
-          <w:gallery w:val="placeholder"/>
-        </w:category>
-        <w:types>
-          <w:type w:val="bbPlcHdr"/>
-        </w:types>
-        <w:behaviors>
-          <w:behavior w:val="content"/>
-        </w:behaviors>
-        <w:guid w:val="{FC4E6E9D-B969-48C4-92D0-F355302A70AE}"/>
-      </w:docPartPr>
-      <w:docPartBody>
-        <w:p>
-          <w:pPr>
-            <w:pStyle w:val="B7CF18B129FB4D4FBF345DE93B036D8E"/>
-          </w:pPr>
-          <w:r>
-            <w:t>Building maintenance</w:t>
-          </w:r>
-        </w:p>
-      </w:docPartBody>
-    </w:docPart>
-    <w:docPart>
-      <w:docPartPr>
-        <w:name w:val="140FA8BA4DAC4C6EAC67449425D829FF"/>
-        <w:category>
-          <w:name w:val="General"/>
-          <w:gallery w:val="placeholder"/>
-        </w:category>
-        <w:types>
-          <w:type w:val="bbPlcHdr"/>
-        </w:types>
-        <w:behaviors>
-          <w:behavior w:val="content"/>
-        </w:behaviors>
-        <w:guid w:val="{B6CC45BE-64B7-46F5-B133-3CC71749A569}"/>
-      </w:docPartPr>
-      <w:docPartBody>
-        <w:p>
-          <w:pPr>
-            <w:pStyle w:val="140FA8BA4DAC4C6EAC67449425D829FF"/>
-          </w:pPr>
-          <w:r>
-            <w:t>Board chair elections</w:t>
-          </w:r>
-        </w:p>
-      </w:docPartBody>
-    </w:docPart>
-    <w:docPart>
-      <w:docPartPr>
-        <w:name w:val="CC9328CCACE6468AB9ADC2B0C3B43B3F"/>
-        <w:category>
-          <w:name w:val="General"/>
-          <w:gallery w:val="placeholder"/>
-        </w:category>
-        <w:types>
-          <w:type w:val="bbPlcHdr"/>
-        </w:types>
-        <w:behaviors>
-          <w:behavior w:val="content"/>
-        </w:behaviors>
-        <w:guid w:val="{104644D4-BC53-4B19-9DE7-0807A9D6BC3D}"/>
-      </w:docPartPr>
-      <w:docPartBody>
-        <w:p>
-          <w:pPr>
-            <w:pStyle w:val="CC9328CCACE6468AB9ADC2B0C3B43B3F"/>
-          </w:pPr>
-          <w:r>
-            <w:rPr>
-              <w:rFonts w:eastAsiaTheme="majorEastAsia"/>
-            </w:rPr>
-            <w:t>New business</w:t>
-          </w:r>
-        </w:p>
-      </w:docPartBody>
-    </w:docPart>
-    <w:docPart>
-      <w:docPartPr>
-        <w:name w:val="B2E6F22675D4475BBAE27A482647D014"/>
-        <w:category>
-          <w:name w:val="General"/>
-          <w:gallery w:val="placeholder"/>
-        </w:category>
-        <w:types>
-          <w:type w:val="bbPlcHdr"/>
-        </w:types>
-        <w:behaviors>
-          <w:behavior w:val="content"/>
-        </w:behaviors>
-        <w:guid w:val="{5CA46BB2-ED65-40DF-BEB0-7E255BE151CB}"/>
-      </w:docPartPr>
-      <w:docPartBody>
-        <w:p>
-          <w:pPr>
-            <w:pStyle w:val="B2E6F22675D4475BBAE27A482647D014"/>
-          </w:pPr>
-          <w:r>
-            <w:t>Adjournment</w:t>
-          </w:r>
-        </w:p>
-      </w:docPartBody>
-    </w:docPart>
-    <w:docPart>
-      <w:docPartPr>
-        <w:name w:val="0791043F94D1469BB526A646D63D59E8"/>
-        <w:category>
-          <w:name w:val="General"/>
-          <w:gallery w:val="placeholder"/>
-        </w:category>
-        <w:types>
-          <w:type w:val="bbPlcHdr"/>
-        </w:types>
-        <w:behaviors>
-          <w:behavior w:val="content"/>
-        </w:behaviors>
-        <w:guid w:val="{1D2887D2-58CE-4ECE-BAA3-5389A224BC35}"/>
-      </w:docPartPr>
-      <w:docPartBody>
-        <w:p>
-          <w:pPr>
-            <w:pStyle w:val="0791043F94D1469BB526A646D63D59E8"/>
-          </w:pPr>
-          <w:r>
-            <w:rPr>
-              <w:lang w:bidi="en-GB"/>
-            </w:rPr>
-            <w:t>adjourned the meeting at</w:t>
-          </w:r>
-        </w:p>
-      </w:docPartBody>
-    </w:docPart>
-    <w:docPart>
-      <w:docPartPr>
-        <w:name w:val="B6BFDDC091C74CEEB2A8BD8A9034056F"/>
-        <w:category>
-          <w:name w:val="General"/>
-          <w:gallery w:val="placeholder"/>
-        </w:category>
-        <w:types>
-          <w:type w:val="bbPlcHdr"/>
-        </w:types>
-        <w:behaviors>
-          <w:behavior w:val="content"/>
-        </w:behaviors>
-        <w:guid w:val="{D54D5E0C-D61E-47F5-9553-13C0D30CFA7F}"/>
-      </w:docPartPr>
-      <w:docPartBody>
-        <w:p>
-          <w:pPr>
-            <w:pStyle w:val="B6BFDDC091C74CEEB2A8BD8A9034056F"/>
-          </w:pPr>
-          <w:r>
-            <w:rPr>
-              <w:lang w:bidi="en-GB"/>
-            </w:rPr>
-            <w:t>Minutes submitted by</w:t>
-          </w:r>
-        </w:p>
-      </w:docPartBody>
-    </w:docPart>
-    <w:docPart>
-      <w:docPartPr>
-        <w:name w:val="D12E2E092156489CA22E9281962F884A"/>
-        <w:category>
-          <w:name w:val="General"/>
-          <w:gallery w:val="placeholder"/>
-        </w:category>
-        <w:types>
-          <w:type w:val="bbPlcHdr"/>
-        </w:types>
-        <w:behaviors>
-          <w:behavior w:val="content"/>
-        </w:behaviors>
-        <w:guid w:val="{F01885E5-FE13-4B5B-9DFC-7F1E83D2E46B}"/>
-      </w:docPartPr>
-      <w:docPartBody>
-        <w:p>
-          <w:pPr>
-            <w:pStyle w:val="D12E2E092156489CA22E9281962F884A"/>
-          </w:pPr>
-          <w:r>
-            <w:rPr>
-              <w:lang w:bidi="en-GB"/>
-            </w:rPr>
-            <w:t>Minutes approved by</w:t>
-          </w:r>
-        </w:p>
-      </w:docPartBody>
-    </w:docPart>
-    <w:docPart>
-      <w:docPartPr>
-        <w:name w:val="0800045945EE4CAF8125366770B00932"/>
-        <w:category>
-          <w:name w:val="General"/>
-          <w:gallery w:val="placeholder"/>
-        </w:category>
-        <w:types>
-          <w:type w:val="bbPlcHdr"/>
-        </w:types>
-        <w:behaviors>
-          <w:behavior w:val="content"/>
-        </w:behaviors>
-        <w:guid w:val="{F37260AA-2CFF-472C-AF1E-D31D41995AE5}"/>
-      </w:docPartPr>
-      <w:docPartBody>
-        <w:p>
-          <w:r>
-            <w:t>LOCATION:</w:t>
-          </w:r>
-        </w:p>
-      </w:docPartBody>
-    </w:docPart>
-    <w:docPart>
-      <w:docPartPr>
-        <w:name w:val="9C97E5D2119F455AA8EB9925473117D9"/>
-        <w:category>
-          <w:name w:val="General"/>
-          <w:gallery w:val="placeholder"/>
-        </w:category>
-        <w:types>
-          <w:type w:val="bbPlcHdr"/>
-        </w:types>
-        <w:behaviors>
-          <w:behavior w:val="content"/>
-        </w:behaviors>
-        <w:guid w:val="{878517EE-BB96-4A83-8462-C3A86D017B82}"/>
-      </w:docPartPr>
-      <w:docPartBody>
-        <w:p>
-          <w:r>
-            <w:t>Conference Room B</w:t>
-          </w:r>
-        </w:p>
-      </w:docPartBody>
-    </w:docPart>
-    <w:docPart>
-      <w:docPartPr>
-        <w:name w:val="E2B8E944690C443D8E1ADF9B812011F5"/>
-        <w:category>
-          <w:name w:val="General"/>
-          <w:gallery w:val="placeholder"/>
-        </w:category>
-        <w:types>
-          <w:type w:val="bbPlcHdr"/>
-        </w:types>
-        <w:behaviors>
-          <w:behavior w:val="content"/>
-        </w:behaviors>
-        <w:guid w:val="{CFC1EFAD-3EBF-413C-8638-C08A5FC3BAE7}"/>
-      </w:docPartPr>
-      <w:docPartBody>
-        <w:p>
-          <w:r>
-            <w:t>Date:</w:t>
-          </w:r>
-        </w:p>
-      </w:docPartBody>
-    </w:docPart>
-    <w:docPart>
-      <w:docPartPr>
-        <w:name w:val="5C4B9A2789A84BC482547EE333670BD1"/>
-        <w:category>
-          <w:name w:val="General"/>
-          <w:gallery w:val="placeholder"/>
-        </w:category>
-        <w:types>
-          <w:type w:val="bbPlcHdr"/>
-        </w:types>
-        <w:behaviors>
-          <w:behavior w:val="content"/>
-        </w:behaviors>
-        <w:guid w:val="{756EDBAD-8433-4FD2-8B23-0E8444E1977D}"/>
-      </w:docPartPr>
-      <w:docPartBody>
-        <w:p>
-          <w:r>
-            <w:t>1/9/23</w:t>
-          </w:r>
-        </w:p>
-      </w:docPartBody>
-    </w:docPart>
-    <w:docPart>
-      <w:docPartPr>
-        <w:name w:val="CDE6366F9FEA4D318CEED4D8C2B83982"/>
-        <w:category>
-          <w:name w:val="General"/>
-          <w:gallery w:val="placeholder"/>
-        </w:category>
-        <w:types>
-          <w:type w:val="bbPlcHdr"/>
-        </w:types>
-        <w:behaviors>
-          <w:behavior w:val="content"/>
-        </w:behaviors>
-        <w:guid w:val="{E1749541-C411-4968-885A-9AB7804C1825}"/>
-      </w:docPartPr>
-      <w:docPartBody>
-        <w:p>
-          <w:r>
-            <w:t>Attendees:</w:t>
-          </w:r>
-        </w:p>
-      </w:docPartBody>
-    </w:docPart>
-    <w:docPart>
-      <w:docPartPr>
-        <w:name w:val="04F09CB804BD45E891FEA49D3DB636DA"/>
-        <w:category>
-          <w:name w:val="General"/>
-          <w:gallery w:val="placeholder"/>
-        </w:category>
-        <w:types>
-          <w:type w:val="bbPlcHdr"/>
-        </w:types>
-        <w:behaviors>
-          <w:behavior w:val="content"/>
-        </w:behaviors>
-        <w:guid w:val="{282E4B6E-8EB8-4E62-AF65-8B8D12BA4EDD}"/>
-      </w:docPartPr>
-      <w:docPartBody>
-        <w:p>
-          <w:r>
-            <w:t>Jon, Serra, Lionel, Grace</w:t>
-          </w:r>
-        </w:p>
-      </w:docPartBody>
-    </w:docPart>
-    <w:docPart>
-      <w:docPartPr>
-        <w:name w:val="5538665958644219ADECE265B7AA8ABB"/>
-        <w:category>
-          <w:name w:val="General"/>
-          <w:gallery w:val="placeholder"/>
-        </w:category>
-        <w:types>
-          <w:type w:val="bbPlcHdr"/>
-        </w:types>
-        <w:behaviors>
-          <w:behavior w:val="content"/>
-        </w:behaviors>
-        <w:guid w:val="{248F4AE2-D728-4A76-BDC2-894D523D42BD}"/>
-      </w:docPartPr>
-      <w:docPartBody>
-        <w:p>
-          <w:r>
-            <w:t>Time:</w:t>
-          </w:r>
-        </w:p>
-      </w:docPartBody>
-    </w:docPart>
-    <w:docPart>
-      <w:docPartPr>
-        <w:name w:val="E6406C1F968E46E8A6BCAED95A0EA450"/>
-        <w:category>
-          <w:name w:val="General"/>
-          <w:gallery w:val="placeholder"/>
-        </w:category>
-        <w:types>
-          <w:type w:val="bbPlcHdr"/>
-        </w:types>
-        <w:behaviors>
-          <w:behavior w:val="content"/>
-        </w:behaviors>
-        <w:guid w:val="{BF9AED9D-304C-42B3-90F1-F7101605B381}"/>
-      </w:docPartPr>
-      <w:docPartBody>
-        <w:p>
-          <w:r>
-            <w:t>2:00 PM</w:t>
-          </w:r>
-        </w:p>
-      </w:docPartBody>
-    </w:docPart>
-    <w:docPart>
-      <w:docPartPr>
-        <w:name w:val="A03DC3E7EA634499A460569AE486AF24"/>
-        <w:category>
-          <w:name w:val="General"/>
-          <w:gallery w:val="placeholder"/>
-        </w:category>
-        <w:types>
-          <w:type w:val="bbPlcHdr"/>
-        </w:types>
-        <w:behaviors>
-          <w:behavior w:val="content"/>
-        </w:behaviors>
-        <w:guid w:val="{069D4A55-0469-4DBF-9136-DE3DB0770FD2}"/>
-      </w:docPartPr>
-      <w:docPartBody>
-        <w:p>
-          <w:pPr>
-            <w:pStyle w:val="A03DC3E7EA634499A460569AE486AF24"/>
-          </w:pPr>
-          <w:r>
-            <w:rPr>
-              <w:lang w:val="en-US"/>
-            </w:rPr>
-            <w:t>Facilitator Name</w:t>
-          </w:r>
-        </w:p>
-      </w:docPartBody>
-    </w:docPart>
-    <w:docPart>
-      <w:docPartPr>
-        <w:name w:val="B13E9BD57BC543418C94A4A1A1A451BC"/>
-        <w:category>
-          <w:name w:val="General"/>
-          <w:gallery w:val="placeholder"/>
-        </w:category>
-        <w:types>
-          <w:type w:val="bbPlcHdr"/>
-        </w:types>
-        <w:behaviors>
-          <w:behavior w:val="content"/>
-        </w:behaviors>
-        <w:guid w:val="{B12284E9-A382-48FE-B65D-E8DAE58FF1AA}"/>
-      </w:docPartPr>
-      <w:docPartBody>
-        <w:p>
-          <w:pPr>
-            <w:pStyle w:val="B13E9BD57BC543418C94A4A1A1A451BC"/>
-          </w:pPr>
-          <w:r>
-            <w:rPr>
-              <w:lang w:val="en-US"/>
-            </w:rPr>
-            <w:t>Facilitator Name</w:t>
-          </w:r>
-        </w:p>
-      </w:docPartBody>
-    </w:docPart>
-    <w:docPart>
-      <w:docPartPr>
-        <w:name w:val="4348520A54CB48B4A3285F59B63F7CEB"/>
-        <w:category>
-          <w:name w:val="General"/>
-          <w:gallery w:val="placeholder"/>
-        </w:category>
-        <w:types>
-          <w:type w:val="bbPlcHdr"/>
-        </w:types>
-        <w:behaviors>
-          <w:behavior w:val="content"/>
-        </w:behaviors>
-        <w:guid w:val="{468B857E-B196-4881-A7DF-50B3779F06C3}"/>
-      </w:docPartPr>
-      <w:docPartBody>
-        <w:p>
-          <w:pPr>
-            <w:pStyle w:val="4348520A54CB48B4A3285F59B63F7CEB"/>
-          </w:pPr>
-          <w:r>
-            <w:rPr>
-              <w:lang w:val="en-US"/>
-            </w:rPr>
-            <w:t>Facilitator Name</w:t>
-          </w:r>
-        </w:p>
-      </w:docPartBody>
-    </w:docPart>
-    <w:docPart>
-      <w:docPartPr>
-        <w:name w:val="393B390CCACA42C989D373AF903B7C2F"/>
-        <w:category>
-          <w:name w:val="General"/>
-          <w:gallery w:val="placeholder"/>
-        </w:category>
-        <w:types>
-          <w:type w:val="bbPlcHdr"/>
-        </w:types>
-        <w:behaviors>
-          <w:behavior w:val="content"/>
-        </w:behaviors>
-        <w:guid w:val="{2E246EEB-51B7-494B-9523-4212C2028C2A}"/>
-      </w:docPartPr>
-      <w:docPartBody>
-        <w:p>
-          <w:pPr>
-            <w:pStyle w:val="393B390CCACA42C989D373AF903B7C2F"/>
-          </w:pPr>
-          <w:r>
-            <w:t>location or time</w:t>
-          </w:r>
-        </w:p>
-      </w:docPartBody>
-    </w:docPart>
-    <w:docPart>
-      <w:docPartPr>
-        <w:name w:val="D7D408EF80854532A4E979A631E98EDE"/>
-        <w:category>
-          <w:name w:val="General"/>
-          <w:gallery w:val="placeholder"/>
-        </w:category>
-        <w:types>
-          <w:type w:val="bbPlcHdr"/>
-        </w:types>
-        <w:behaviors>
-          <w:behavior w:val="content"/>
-        </w:behaviors>
-        <w:guid w:val="{5150CA6D-5039-4B4E-BC5C-0E8512834DAA}"/>
-      </w:docPartPr>
-      <w:docPartBody>
-        <w:p>
-          <w:pPr>
-            <w:pStyle w:val="D7D408EF80854532A4E979A631E98EDE"/>
-          </w:pPr>
-          <w:r>
-            <w:t>date</w:t>
-          </w:r>
-        </w:p>
-      </w:docPartBody>
-    </w:docPart>
-    <w:docPart>
-      <w:docPartPr>
-        <w:name w:val="046774B9FE9D4D75B9C6BB78894E6934"/>
-        <w:category>
-          <w:name w:val="General"/>
-          <w:gallery w:val="placeholder"/>
-        </w:category>
-        <w:types>
-          <w:type w:val="bbPlcHdr"/>
-        </w:types>
-        <w:behaviors>
-          <w:behavior w:val="content"/>
-        </w:behaviors>
-        <w:guid w:val="{3518BF2F-9BD0-4515-994B-19F7047913C6}"/>
-      </w:docPartPr>
-      <w:docPartBody>
-        <w:p>
-          <w:pPr>
-            <w:pStyle w:val="046774B9FE9D4D75B9C6BB78894E6934"/>
-          </w:pPr>
-          <w:r>
-            <w:rPr>
-              <w:lang w:val="en-US" w:bidi="en-GB"/>
-            </w:rPr>
-            <w:t>location or time</w:t>
-          </w:r>
-        </w:p>
-      </w:docPartBody>
-    </w:docPart>
-    <w:docPart>
-      <w:docPartPr>
-        <w:name w:val="C423F1786C654500BA09D6E6A373CBBE"/>
-        <w:category>
-          <w:name w:val="General"/>
-          <w:gallery w:val="placeholder"/>
-        </w:category>
-        <w:types>
-          <w:type w:val="bbPlcHdr"/>
-        </w:types>
-        <w:behaviors>
-          <w:behavior w:val="content"/>
-        </w:behaviors>
-        <w:guid w:val="{357BBD62-1BB1-43F4-BEA3-F0AFFDF760F2}"/>
-      </w:docPartPr>
-      <w:docPartBody>
-        <w:p>
-          <w:pPr>
-            <w:pStyle w:val="C423F1786C654500BA09D6E6A373CBBE1"/>
-          </w:pPr>
-          <w:r>
-            <w:rPr>
-              <w:lang w:bidi="en-GB"/>
-            </w:rPr>
-            <w:t>Facilitator Name</w:t>
-          </w:r>
-        </w:p>
-      </w:docPartBody>
-    </w:docPart>
-  </w:docParts>
-</w:glossaryDocument>
-</file>
-
-<file path=word/glossary/fontTable.xml><?xml version="1.0" encoding="utf-8"?>
-<w:fonts xmlns:mc="http://schemas.openxmlformats.org/markup-compatibility/2006" xmlns:r="http://schemas.openxmlformats.org/officeDocument/2006/relationships" xmlns:w="http://schemas.openxmlformats.org/wordprocessingml/2006/main" xmlns:w14="http://schemas.microsoft.com/office/word/2010/wordml" xmlns:w15="http://schemas.microsoft.com/office/word/2012/wordml" xmlns:w16cex="http://schemas.microsoft.com/office/word/2018/wordml/cex" xmlns:w16cid="http://schemas.microsoft.com/office/word/2016/wordml/cid" xmlns:w16="http://schemas.microsoft.com/office/word/2018/wordml" xmlns:w16du="http://schemas.microsoft.com/office/word/2023/wordml/word16du" xmlns:w16sdtdh="http://schemas.microsoft.com/office/word/2020/wordml/sdtdatahash" xmlns:w16se="http://schemas.microsoft.com/office/word/2015/wordml/symex" mc:Ignorable="w14 w15 w16se w16cid w16 w16cex w16sdtdh w16du">
-  <w:font w:name="Times New Roman">
-    <w:panose1 w:val="02020603050405020304"/>
-    <w:charset w:val="00"/>
-    <w:family w:val="roman"/>
-    <w:pitch w:val="variable"/>
-    <w:sig w:usb0="E0002EFF" w:usb1="C000785B" w:usb2="00000009" w:usb3="00000000" w:csb0="000001FF" w:csb1="00000000"/>
-  </w:font>
-  <w:font w:name="Symbol">
-    <w:panose1 w:val="05050102010706020507"/>
-    <w:charset w:val="02"/>
-    <w:family w:val="roman"/>
-    <w:pitch w:val="variable"/>
-    <w:sig w:usb0="00000000" w:usb1="10000000" w:usb2="00000000" w:usb3="00000000" w:csb0="80000000" w:csb1="00000000"/>
-  </w:font>
-  <w:font w:name="Courier New">
-    <w:panose1 w:val="02070309020205020404"/>
-    <w:charset w:val="00"/>
-    <w:family w:val="modern"/>
-    <w:pitch w:val="fixed"/>
-    <w:sig w:usb0="E0002EFF" w:usb1="C0007843" w:usb2="00000009" w:usb3="00000000" w:csb0="000001FF" w:csb1="00000000"/>
-  </w:font>
-  <w:font w:name="Wingdings">
-    <w:panose1 w:val="05000000000000000000"/>
-    <w:charset w:val="02"/>
-    <w:family w:val="auto"/>
-    <w:pitch w:val="variable"/>
-    <w:sig w:usb0="00000000" w:usb1="10000000" w:usb2="00000000" w:usb3="00000000" w:csb0="80000000" w:csb1="00000000"/>
-  </w:font>
-  <w:font w:name="Century Gothic">
-    <w:panose1 w:val="020B0502020202020204"/>
-    <w:charset w:val="00"/>
-    <w:family w:val="swiss"/>
-    <w:pitch w:val="variable"/>
-    <w:sig w:usb0="00000287" w:usb1="00000000" w:usb2="00000000" w:usb3="00000000" w:csb0="0000009F" w:csb1="00000000"/>
-  </w:font>
-  <w:font w:name="Arial">
-    <w:panose1 w:val="020B0604020202020204"/>
-    <w:charset w:val="00"/>
-    <w:family w:val="swiss"/>
-    <w:pitch w:val="variable"/>
-    <w:sig w:usb0="E0002EFF" w:usb1="C000785B" w:usb2="00000009" w:usb3="00000000" w:csb0="000001FF" w:csb1="00000000"/>
-  </w:font>
-  <w:font w:name="SimSun">
-    <w:altName w:val="宋体"/>
-    <w:panose1 w:val="02010600030101010101"/>
-    <w:charset w:val="86"/>
-    <w:family w:val="auto"/>
-    <w:pitch w:val="variable"/>
-    <w:sig w:usb0="00000203" w:usb1="288F0000" w:usb2="00000016" w:usb3="00000000" w:csb0="00040001" w:csb1="00000000"/>
-  </w:font>
-  <w:font w:name="Tahoma">
-    <w:panose1 w:val="020B0604030504040204"/>
-    <w:charset w:val="00"/>
-    <w:family w:val="swiss"/>
-    <w:pitch w:val="variable"/>
-    <w:sig w:usb0="E1002EFF" w:usb1="C000605B" w:usb2="00000029" w:usb3="00000000" w:csb0="000101FF" w:csb1="00000000"/>
-  </w:font>
-  <w:font w:name="Segoe UI">
-    <w:panose1 w:val="020B0502040204020203"/>
-    <w:charset w:val="00"/>
-    <w:family w:val="swiss"/>
-    <w:pitch w:val="variable"/>
-    <w:sig w:usb0="E4002EFF" w:usb1="C000E47F" w:usb2="00000009" w:usb3="00000000" w:csb0="000001FF" w:csb1="00000000"/>
-  </w:font>
-  <w:font w:name="Consolas">
-    <w:panose1 w:val="020B0609020204030204"/>
-    <w:charset w:val="00"/>
-    <w:family w:val="modern"/>
-    <w:pitch w:val="fixed"/>
-    <w:sig w:usb0="E00006FF" w:usb1="0000FCFF" w:usb2="00000001" w:usb3="00000000" w:csb0="0000019F" w:csb1="00000000"/>
-  </w:font>
-  <w:font w:name="Aptos">
-    <w:charset w:val="00"/>
-    <w:family w:val="swiss"/>
-    <w:pitch w:val="variable"/>
-    <w:sig w:usb0="20000287" w:usb1="00000003" w:usb2="00000000" w:usb3="00000000" w:csb0="0000019F" w:csb1="00000000"/>
-  </w:font>
-  <w:font w:name="Aptos Display">
-    <w:charset w:val="00"/>
-    <w:family w:val="swiss"/>
-    <w:pitch w:val="variable"/>
-    <w:sig w:usb0="20000287" w:usb1="00000003" w:usb2="00000000" w:usb3="00000000" w:csb0="0000019F" w:csb1="00000000"/>
-  </w:font>
-</w:fonts>
-</file>
-
-<file path=word/glossary/numbering2.xml><?xml version="1.0" encoding="utf-8"?>
-<w:numbering xmlns:wpc="http://schemas.microsoft.com/office/word/2010/wordprocessingCanvas" xmlns:cx="http://schemas.microsoft.com/office/drawing/2014/chartex" xmlns:cx1="http://schemas.microsoft.com/office/drawing/2015/9/8/chartex" xmlns:cx2="http://schemas.microsoft.com/office/drawing/2015/10/21/chartex" xmlns:cx3="http://schemas.microsoft.com/office/drawing/2016/5/9/chartex" xmlns:cx4="http://schemas.microsoft.com/office/drawing/2016/5/10/chartex" xmlns:cx5="http://schemas.microsoft.com/office/drawing/2016/5/11/chartex" xmlns:cx6="http://schemas.microsoft.com/office/drawing/2016/5/12/chartex" xmlns:cx7="http://schemas.microsoft.com/office/drawing/2016/5/13/chartex" xmlns:cx8="http://schemas.microsoft.com/office/drawing/2016/5/14/chartex" xmlns:mc="http://schemas.openxmlformats.org/markup-compatibility/2006" xmlns:aink="http://schemas.microsoft.com/office/drawing/2016/ink" xmlns:am3d="http://schemas.microsoft.com/office/drawing/2017/model3d" xmlns:o="urn:schemas-microsoft-com:office:office" xmlns:oel="http://schemas.microsoft.com/office/2019/extlst" xmlns:r="http://schemas.openxmlformats.org/officeDocument/2006/relationships" xmlns:m="http://schemas.openxmlformats.org/officeDocument/2006/math" xmlns:v="urn:schemas-microsoft-com:vml" xmlns:wp14="http://schemas.microsoft.com/office/word/2010/wordprocessingDrawing" xmlns:wp="http://schemas.openxmlformats.org/drawingml/2006/wordprocessingDrawing" xmlns:w10="urn:schemas-microsoft-com:office:word" xmlns:w="http://schemas.openxmlformats.org/wordprocessingml/2006/main" xmlns:w14="http://schemas.microsoft.com/office/word/2010/wordml" xmlns:w15="http://schemas.microsoft.com/office/word/2012/wordml" xmlns:w16cex="http://schemas.microsoft.com/office/word/2018/wordml/cex" xmlns:w16cid="http://schemas.microsoft.com/office/word/2016/wordml/cid" xmlns:w16="http://schemas.microsoft.com/office/word/2018/wordml" xmlns:w16du="http://schemas.microsoft.com/office/word/2023/wordml/word16du" xmlns:w16sdtdh="http://schemas.microsoft.com/office/word/2020/wordml/sdtdatahash" xmlns:w16se="http://schemas.microsoft.com/office/word/2015/wordml/symex" xmlns:wpg="http://schemas.microsoft.com/office/word/2010/wordprocessingGroup" xmlns:wpi="http://schemas.microsoft.com/office/word/2010/wordprocessingInk" xmlns:wne="http://schemas.microsoft.com/office/word/2006/wordml" xmlns:wps="http://schemas.microsoft.com/office/word/2010/wordprocessingShape" mc:Ignorable="w14 w15 w16se w16cid w16 w16cex w16sdtdh w16du wp14">
-  <w:abstractNum w:abstractNumId="0" w15:restartNumberingAfterBreak="0">
-    <w:nsid w:val="02FB0919"/>
-    <w:multiLevelType w:val="multilevel"/>
-    <w:tmpl w:val="5DE6A890"/>
-    <w:lvl w:ilvl="0">
-      <w:start w:val="1"/>
-      <w:numFmt w:val="decimal"/>
-      <w:pStyle w:val="6E6D2401EFF842989B147F601F56C141"/>
-      <w:lvlText w:val="%1."/>
-      <w:lvlJc w:val="left"/>
-      <w:pPr>
-        <w:tabs>
-          <w:tab w:val="num" w:pos="720"/>
-        </w:tabs>
-        <w:ind w:left="720" w:hanging="720"/>
-      </w:pPr>
-    </w:lvl>
-    <w:lvl w:ilvl="1">
-      <w:start w:val="1"/>
-      <w:numFmt w:val="decimal"/>
-      <w:lvlText w:val="%2."/>
-      <w:lvlJc w:val="left"/>
-      <w:pPr>
-        <w:tabs>
-          <w:tab w:val="num" w:pos="1440"/>
-        </w:tabs>
-        <w:ind w:left="1440" w:hanging="720"/>
-      </w:pPr>
-    </w:lvl>
-    <w:lvl w:ilvl="2">
-      <w:start w:val="1"/>
-      <w:numFmt w:val="decimal"/>
-      <w:lvlText w:val="%3."/>
-      <w:lvlJc w:val="left"/>
-      <w:pPr>
-        <w:tabs>
-          <w:tab w:val="num" w:pos="2160"/>
-        </w:tabs>
-        <w:ind w:left="2160" w:hanging="720"/>
-      </w:pPr>
-    </w:lvl>
-    <w:lvl w:ilvl="3">
-      <w:start w:val="1"/>
-      <w:numFmt w:val="decimal"/>
-      <w:lvlText w:val="%4."/>
-      <w:lvlJc w:val="left"/>
-      <w:pPr>
-        <w:tabs>
-          <w:tab w:val="num" w:pos="2880"/>
-        </w:tabs>
-        <w:ind w:left="2880" w:hanging="720"/>
-      </w:pPr>
-    </w:lvl>
-    <w:lvl w:ilvl="4">
-      <w:start w:val="1"/>
-      <w:numFmt w:val="decimal"/>
-      <w:lvlText w:val="%5."/>
-      <w:lvlJc w:val="left"/>
-      <w:pPr>
-        <w:tabs>
-          <w:tab w:val="num" w:pos="3600"/>
-        </w:tabs>
-        <w:ind w:left="3600" w:hanging="720"/>
-      </w:pPr>
-    </w:lvl>
-    <w:lvl w:ilvl="5">
-      <w:start w:val="1"/>
-      <w:numFmt w:val="decimal"/>
-      <w:lvlText w:val="%6."/>
-      <w:lvlJc w:val="left"/>
-      <w:pPr>
-        <w:tabs>
-          <w:tab w:val="num" w:pos="4320"/>
-        </w:tabs>
-        <w:ind w:left="4320" w:hanging="720"/>
-      </w:pPr>
-    </w:lvl>
-    <w:lvl w:ilvl="6">
-      <w:start w:val="1"/>
-      <w:numFmt w:val="decimal"/>
-      <w:lvlText w:val="%7."/>
-      <w:lvlJc w:val="left"/>
-      <w:pPr>
-        <w:tabs>
-          <w:tab w:val="num" w:pos="5040"/>
-        </w:tabs>
-        <w:ind w:left="5040" w:hanging="720"/>
-      </w:pPr>
-    </w:lvl>
-    <w:lvl w:ilvl="7">
-      <w:start w:val="1"/>
-      <w:numFmt w:val="decimal"/>
-      <w:lvlText w:val="%8."/>
-      <w:lvlJc w:val="left"/>
-      <w:pPr>
-        <w:tabs>
-          <w:tab w:val="num" w:pos="5760"/>
-        </w:tabs>
-        <w:ind w:left="5760" w:hanging="720"/>
-      </w:pPr>
-    </w:lvl>
-    <w:lvl w:ilvl="8">
-      <w:start w:val="1"/>
-      <w:numFmt w:val="decimal"/>
-      <w:lvlText w:val="%9."/>
-      <w:lvlJc w:val="left"/>
-      <w:pPr>
-        <w:tabs>
-          <w:tab w:val="num" w:pos="6480"/>
-        </w:tabs>
-        <w:ind w:left="6480" w:hanging="720"/>
-      </w:pPr>
-    </w:lvl>
-  </w:abstractNum>
-  <w:abstractNum w:abstractNumId="1" w15:restartNumberingAfterBreak="0">
-    <w:nsid w:val="325068FA"/>
-    <w:multiLevelType w:val="multilevel"/>
-    <w:tmpl w:val="1794E096"/>
-    <w:lvl w:ilvl="0">
-      <w:start w:val="1"/>
-      <w:numFmt w:val="decimal"/>
-      <w:lvlText w:val="%1."/>
-      <w:lvlJc w:val="left"/>
-      <w:pPr>
-        <w:tabs>
-          <w:tab w:val="num" w:pos="720"/>
-        </w:tabs>
-        <w:ind w:left="720" w:hanging="720"/>
-      </w:pPr>
-    </w:lvl>
-    <w:lvl w:ilvl="1">
-      <w:start w:val="1"/>
-      <w:numFmt w:val="decimal"/>
-      <w:lvlText w:val="%2."/>
-      <w:lvlJc w:val="left"/>
-      <w:pPr>
-        <w:tabs>
-          <w:tab w:val="num" w:pos="1440"/>
-        </w:tabs>
-        <w:ind w:left="1440" w:hanging="720"/>
-      </w:pPr>
-    </w:lvl>
-    <w:lvl w:ilvl="2">
-      <w:start w:val="1"/>
-      <w:numFmt w:val="decimal"/>
-      <w:lvlText w:val="%3."/>
-      <w:lvlJc w:val="left"/>
-      <w:pPr>
-        <w:tabs>
-          <w:tab w:val="num" w:pos="2160"/>
-        </w:tabs>
-        <w:ind w:left="2160" w:hanging="720"/>
-      </w:pPr>
-    </w:lvl>
-    <w:lvl w:ilvl="3">
-      <w:start w:val="1"/>
-      <w:numFmt w:val="decimal"/>
-      <w:lvlText w:val="%4."/>
-      <w:lvlJc w:val="left"/>
-      <w:pPr>
-        <w:tabs>
-          <w:tab w:val="num" w:pos="2880"/>
-        </w:tabs>
-        <w:ind w:left="2880" w:hanging="720"/>
-      </w:pPr>
-    </w:lvl>
-    <w:lvl w:ilvl="4">
-      <w:start w:val="1"/>
-      <w:numFmt w:val="decimal"/>
-      <w:lvlText w:val="%5."/>
-      <w:lvlJc w:val="left"/>
-      <w:pPr>
-        <w:tabs>
-          <w:tab w:val="num" w:pos="3600"/>
-        </w:tabs>
-        <w:ind w:left="3600" w:hanging="720"/>
-      </w:pPr>
-    </w:lvl>
-    <w:lvl w:ilvl="5">
-      <w:start w:val="1"/>
-      <w:numFmt w:val="decimal"/>
-      <w:lvlText w:val="%6."/>
-      <w:lvlJc w:val="left"/>
-      <w:pPr>
-        <w:tabs>
-          <w:tab w:val="num" w:pos="4320"/>
-        </w:tabs>
-        <w:ind w:left="4320" w:hanging="720"/>
-      </w:pPr>
-    </w:lvl>
-    <w:lvl w:ilvl="6">
-      <w:start w:val="1"/>
-      <w:numFmt w:val="decimal"/>
-      <w:lvlText w:val="%7."/>
-      <w:lvlJc w:val="left"/>
-      <w:pPr>
-        <w:tabs>
-          <w:tab w:val="num" w:pos="5040"/>
-        </w:tabs>
-        <w:ind w:left="5040" w:hanging="720"/>
-      </w:pPr>
-    </w:lvl>
-    <w:lvl w:ilvl="7">
-      <w:start w:val="1"/>
-      <w:numFmt w:val="decimal"/>
-      <w:lvlText w:val="%8."/>
-      <w:lvlJc w:val="left"/>
-      <w:pPr>
-        <w:tabs>
-          <w:tab w:val="num" w:pos="5760"/>
-        </w:tabs>
-        <w:ind w:left="5760" w:hanging="720"/>
-      </w:pPr>
-    </w:lvl>
-    <w:lvl w:ilvl="8">
-      <w:start w:val="1"/>
-      <w:numFmt w:val="decimal"/>
-      <w:lvlText w:val="%9."/>
-      <w:lvlJc w:val="left"/>
-      <w:pPr>
-        <w:tabs>
-          <w:tab w:val="num" w:pos="6480"/>
-        </w:tabs>
-        <w:ind w:left="6480" w:hanging="720"/>
-      </w:pPr>
-    </w:lvl>
-  </w:abstractNum>
-  <w:abstractNum w:abstractNumId="2" w15:restartNumberingAfterBreak="0">
-    <w:nsid w:val="6D731870"/>
-    <w:multiLevelType w:val="multilevel"/>
-    <w:tmpl w:val="86308090"/>
-    <w:lvl w:ilvl="0">
-      <w:start w:val="1"/>
-      <w:numFmt w:val="decimal"/>
-      <w:lvlText w:val="%1."/>
-      <w:lvlJc w:val="left"/>
-      <w:pPr>
-        <w:tabs>
-          <w:tab w:val="num" w:pos="720"/>
-        </w:tabs>
-        <w:ind w:left="720" w:hanging="720"/>
-      </w:pPr>
-    </w:lvl>
-    <w:lvl w:ilvl="1">
-      <w:start w:val="1"/>
-      <w:numFmt w:val="decimal"/>
-      <w:lvlText w:val="%2."/>
-      <w:lvlJc w:val="left"/>
-      <w:pPr>
-        <w:tabs>
-          <w:tab w:val="num" w:pos="1440"/>
-        </w:tabs>
-        <w:ind w:left="1440" w:hanging="720"/>
-      </w:pPr>
-    </w:lvl>
-    <w:lvl w:ilvl="2">
-      <w:start w:val="1"/>
-      <w:numFmt w:val="decimal"/>
-      <w:lvlText w:val="%3."/>
-      <w:lvlJc w:val="left"/>
-      <w:pPr>
-        <w:tabs>
-          <w:tab w:val="num" w:pos="2160"/>
-        </w:tabs>
-        <w:ind w:left="2160" w:hanging="720"/>
-      </w:pPr>
-    </w:lvl>
-    <w:lvl w:ilvl="3">
-      <w:start w:val="1"/>
-      <w:numFmt w:val="decimal"/>
-      <w:lvlText w:val="%4."/>
-      <w:lvlJc w:val="left"/>
-      <w:pPr>
-        <w:tabs>
-          <w:tab w:val="num" w:pos="2880"/>
-        </w:tabs>
-        <w:ind w:left="2880" w:hanging="720"/>
-      </w:pPr>
-    </w:lvl>
-    <w:lvl w:ilvl="4">
-      <w:start w:val="1"/>
-      <w:numFmt w:val="decimal"/>
-      <w:lvlText w:val="%5."/>
-      <w:lvlJc w:val="left"/>
-      <w:pPr>
-        <w:tabs>
-          <w:tab w:val="num" w:pos="3600"/>
-        </w:tabs>
-        <w:ind w:left="3600" w:hanging="720"/>
-      </w:pPr>
-    </w:lvl>
-    <w:lvl w:ilvl="5">
-      <w:start w:val="1"/>
-      <w:numFmt w:val="decimal"/>
-      <w:lvlText w:val="%6."/>
-      <w:lvlJc w:val="left"/>
-      <w:pPr>
-        <w:tabs>
-          <w:tab w:val="num" w:pos="4320"/>
-        </w:tabs>
-        <w:ind w:left="4320" w:hanging="720"/>
-      </w:pPr>
-    </w:lvl>
-    <w:lvl w:ilvl="6">
-      <w:start w:val="1"/>
-      <w:numFmt w:val="decimal"/>
-      <w:lvlText w:val="%7."/>
-      <w:lvlJc w:val="left"/>
-      <w:pPr>
-        <w:tabs>
-          <w:tab w:val="num" w:pos="5040"/>
-        </w:tabs>
-        <w:ind w:left="5040" w:hanging="720"/>
-      </w:pPr>
-    </w:lvl>
-    <w:lvl w:ilvl="7">
-      <w:start w:val="1"/>
-      <w:numFmt w:val="decimal"/>
-      <w:lvlText w:val="%8."/>
-      <w:lvlJc w:val="left"/>
-      <w:pPr>
-        <w:tabs>
-          <w:tab w:val="num" w:pos="5760"/>
-        </w:tabs>
-        <w:ind w:left="5760" w:hanging="720"/>
-      </w:pPr>
-    </w:lvl>
-    <w:lvl w:ilvl="8">
-      <w:start w:val="1"/>
-      <w:numFmt w:val="decimal"/>
-      <w:lvlText w:val="%9."/>
-      <w:lvlJc w:val="left"/>
-      <w:pPr>
-        <w:tabs>
-          <w:tab w:val="num" w:pos="6480"/>
-        </w:tabs>
-        <w:ind w:left="6480" w:hanging="720"/>
-      </w:pPr>
-    </w:lvl>
-  </w:abstractNum>
-  <w:num w:numId="1" w16cid:durableId="544175870">
-    <w:abstractNumId w:val="2"/>
-  </w:num>
-  <w:num w:numId="2" w16cid:durableId="550073456">
-    <w:abstractNumId w:val="1"/>
-  </w:num>
-  <w:num w:numId="3" w16cid:durableId="679358439">
-    <w:abstractNumId w:val="0"/>
-  </w:num>
-</w:numbering>
-</file>
-
-<file path=word/glossary/settings.xml><?xml version="1.0" encoding="utf-8"?>
-<w:settings xmlns:mc="http://schemas.openxmlformats.org/markup-compatibility/2006" xmlns:o="urn:schemas-microsoft-com:office:office" xmlns:r="http://schemas.openxmlformats.org/officeDocument/2006/relationships" xmlns:m="http://schemas.openxmlformats.org/officeDocument/2006/math" xmlns:v="urn:schemas-microsoft-com:vml" xmlns:w10="urn:schemas-microsoft-com:office:word" xmlns:w="http://schemas.openxmlformats.org/wordprocessingml/2006/main" xmlns:w14="http://schemas.microsoft.com/office/word/2010/wordml" xmlns:w15="http://schemas.microsoft.com/office/word/2012/wordml" xmlns:w16cex="http://schemas.microsoft.com/office/word/2018/wordml/cex" xmlns:w16cid="http://schemas.microsoft.com/office/word/2016/wordml/cid" xmlns:w16="http://schemas.microsoft.com/office/word/2018/wordml" xmlns:w16du="http://schemas.microsoft.com/office/word/2023/wordml/word16du" xmlns:w16sdtdh="http://schemas.microsoft.com/office/word/2020/wordml/sdtdatahash" xmlns:w16se="http://schemas.microsoft.com/office/word/2015/wordml/symex" xmlns:sl="http://schemas.openxmlformats.org/schemaLibrary/2006/main" mc:Ignorable="w14 w15 w16se w16cid w16 w16cex w16sdtdh w16du">
-  <w:view w:val="normal"/>
-  <w:defaultTabStop w:val="720"/>
-  <w:characterSpacingControl w:val="doNotCompress"/>
-  <w:compat>
-    <w:useFELayout/>
-    <w:compatSetting w:name="compatibilityMode" w:uri="http://schemas.microsoft.com/office/word" w:val="15"/>
-    <w:compatSetting w:name="overrideTableStyleFontSizeAndJustification" w:uri="http://schemas.microsoft.com/office/word" w:val="1"/>
-    <w:compatSetting w:name="enableOpenTypeFeatures" w:uri="http://schemas.microsoft.com/office/word" w:val="1"/>
-    <w:compatSetting w:name="doNotFlipMirrorIndents" w:uri="http://schemas.microsoft.com/office/word" w:val="1"/>
-    <w:compatSetting w:name="differentiateMultirowTableHeaders" w:uri="http://schemas.microsoft.com/office/word" w:val="1"/>
-    <w:compatSetting w:name="useWord2013TrackBottomHyphenation" w:uri="http://schemas.microsoft.com/office/word" w:val="1"/>
-  </w:compat>
-  <w:rsids>
-    <w:rsidRoot w:val="0080640C"/>
-    <w:rsid w:val="000805B2"/>
-    <w:rsid w:val="00152747"/>
-    <w:rsid w:val="00237678"/>
-    <w:rsid w:val="002B2E57"/>
-    <w:rsid w:val="00341044"/>
-    <w:rsid w:val="003C514D"/>
-    <w:rsid w:val="00461B6D"/>
-    <w:rsid w:val="004F54A0"/>
-    <w:rsid w:val="005B13A9"/>
-    <w:rsid w:val="005F0B37"/>
-    <w:rsid w:val="00650B78"/>
-    <w:rsid w:val="00666F97"/>
-    <w:rsid w:val="007A29B4"/>
-    <w:rsid w:val="0080640C"/>
-    <w:rsid w:val="008D5E3F"/>
-    <w:rsid w:val="00AF6212"/>
-    <w:rsid w:val="00B4279D"/>
-    <w:rsid w:val="00B567F9"/>
-    <w:rsid w:val="00C651F2"/>
-    <w:rsid w:val="00DB7FE7"/>
-    <w:rsid w:val="00EA7BEE"/>
-    <w:rsid w:val="00EE69D3"/>
-    <w:rsid w:val="00F2194E"/>
-    <w:rsid w:val="00F31BA2"/>
-    <w:rsid w:val="00F87960"/>
-  </w:rsids>
-  <m:mathPr>
-    <m:mathFont m:val="Cambria Math"/>
-    <m:brkBin m:val="before"/>
-    <m:brkBinSub m:val="--"/>
-    <m:smallFrac m:val="0"/>
-    <m:dispDef/>
-    <m:lMargin m:val="0"/>
-    <m:rMargin m:val="0"/>
-    <m:defJc m:val="centerGroup"/>
-    <m:wrapIndent m:val="1440"/>
-    <m:intLim m:val="subSup"/>
-    <m:naryLim m:val="undOvr"/>
-  </m:mathPr>
-  <w:themeFontLang w:val="en-US"/>
-  <w:clrSchemeMapping w:bg1="light1" w:t1="dark1" w:bg2="light2" w:t2="dark2" w:accent1="accent1" w:accent2="accent2" w:accent3="accent3" w:accent4="accent4" w:accent5="accent5" w:accent6="accent6" w:hyperlink="hyperlink" w:followedHyperlink="followedHyperlink"/>
-  <w:decimalSymbol w:val="."/>
-  <w:listSeparator w:val=","/>
-  <w15:chartTrackingRefBased/>
-</w:settings>
-</file>
-
-<file path=word/glossary/styles2.xml><?xml version="1.0" encoding="utf-8"?>
-<w:styles xmlns:mc="http://schemas.openxmlformats.org/markup-compatibility/2006" xmlns:r="http://schemas.openxmlformats.org/officeDocument/2006/relationships" xmlns:w="http://schemas.openxmlformats.org/wordprocessingml/2006/main" xmlns:w14="http://schemas.microsoft.com/office/word/2010/wordml" xmlns:w15="http://schemas.microsoft.com/office/word/2012/wordml" xmlns:w16cex="http://schemas.microsoft.com/office/word/2018/wordml/cex" xmlns:w16cid="http://schemas.microsoft.com/office/word/2016/wordml/cid" xmlns:w16="http://schemas.microsoft.com/office/word/2018/wordml" xmlns:w16du="http://schemas.microsoft.com/office/word/2023/wordml/word16du" xmlns:w16sdtdh="http://schemas.microsoft.com/office/word/2020/wordml/sdtdatahash" xmlns:w16se="http://schemas.microsoft.com/office/word/2015/wordml/symex" mc:Ignorable="w14 w15 w16se w16cid w16 w16cex w16sdtdh w16du">
-  <w:docDefaults>
-    <w:rPrDefault>
-      <w:rPr>
-        <w:rFonts w:asciiTheme="minorHAnsi" w:eastAsiaTheme="minorEastAsia" w:hAnsiTheme="minorHAnsi" w:cstheme="minorBidi"/>
-        <w:sz w:val="24"/>
-        <w:szCs w:val="24"/>
-        <w:lang w:val="en-US" w:eastAsia="en-US" w:bidi="ar-SA"/>
-      </w:rPr>
-    </w:rPrDefault>
-    <w:pPrDefault/>
-  </w:docDefaults>
-  <w:latentStyles w:defLockedState="0" w:defUIPriority="99" w:defSemiHidden="0" w:defUnhideWhenUsed="0" w:defQFormat="0" w:count="376">
-    <w:lsdException w:name="Normal" w:uiPriority="0" w:qFormat="1"/>
-    <w:lsdException w:name="heading 1" w:uiPriority="9" w:qFormat="1"/>
-    <w:lsdException w:name="heading 2" w:semiHidden="1" w:uiPriority="9" w:unhideWhenUsed="1" w:qFormat="1"/>
-    <w:lsdException w:name="heading 3" w:semiHidden="1" w:uiPriority="9" w:unhideWhenUsed="1" w:qFormat="1"/>
-    <w:lsdException w:name="heading 4" w:semiHidden="1" w:uiPriority="9" w:unhideWhenUsed="1" w:qFormat="1"/>
-    <w:lsdException w:name="heading 5" w:semiHidden="1" w:uiPriority="9" w:unhideWhenUsed="1" w:qFormat="1"/>
-    <w:lsdException w:name="heading 6" w:semiHidden="1" w:uiPriority="9" w:unhideWhenUsed="1" w:qFormat="1"/>
-    <w:lsdException w:name="heading 7" w:semiHidden="1" w:uiPriority="9" w:unhideWhenUsed="1" w:qFormat="1"/>
-    <w:lsdException w:name="heading 8" w:semiHidden="1" w:uiPriority="9" w:unhideWhenUsed="1" w:qFormat="1"/>
-    <w:lsdException w:name="heading 9" w:semiHidden="1" w:uiPriority="9" w:unhideWhenUsed="1" w:qFormat="1"/>
-    <w:lsdException w:name="index 1" w:semiHidden="1" w:unhideWhenUsed="1"/>
-    <w:lsdException w:name="index 2" w:semiHidden="1" w:unhideWhenUsed="1"/>
-    <w:lsdException w:name="index 3" w:semiHidden="1" w:unhideWhenUsed="1"/>
-    <w:lsdException w:name="index 4" w:semiHidden="1" w:unhideWhenUsed="1"/>
-    <w:lsdException w:name="index 5" w:semiHidden="1" w:unhideWhenUsed="1"/>
-    <w:lsdException w:name="index 6" w:semiHidden="1" w:unhideWhenUsed="1"/>
-    <w:lsdException w:name="index 7" w:semiHidden="1" w:unhideWhenUsed="1"/>
-    <w:lsdException w:name="index 8" w:semiHidden="1" w:unhideWhenUsed="1"/>
-    <w:lsdException w:name="index 9" w:semiHidden="1" w:unhideWhenUsed="1"/>
-    <w:lsdException w:name="toc 1" w:semiHidden="1" w:uiPriority="39" w:unhideWhenUsed="1"/>
-    <w:lsdException w:name="toc 2" w:semiHidden="1" w:uiPriority="39" w:unhideWhenUsed="1"/>
-    <w:lsdException w:name="toc 3" w:semiHidden="1" w:uiPriority="39" w:unhideWhenUsed="1"/>
-    <w:lsdException w:name="toc 4" w:semiHidden="1" w:uiPriority="39" w:unhideWhenUsed="1"/>
-    <w:lsdException w:name="toc 5" w:semiHidden="1" w:uiPriority="39" w:unhideWhenUsed="1"/>
-    <w:lsdException w:name="toc 6" w:semiHidden="1" w:uiPriority="39" w:unhideWhenUsed="1"/>
-    <w:lsdException w:name="toc 7" w:semiHidden="1" w:uiPriority="39" w:unhideWhenUsed="1"/>
-    <w:lsdException w:name="toc 8" w:semiHidden="1" w:uiPriority="39" w:unhideWhenUsed="1"/>
-    <w:lsdException w:name="toc 9" w:semiHidden="1" w:uiPriority="39" w:unhideWhenUsed="1"/>
-    <w:lsdException w:name="Normal Indent" w:semiHidden="1" w:unhideWhenUsed="1"/>
-    <w:lsdException w:name="footnote text" w:semiHidden="1" w:unhideWhenUsed="1"/>
-    <w:lsdException w:name="annotation text" w:semiHidden="1" w:unhideWhenUsed="1"/>
-    <w:lsdException w:name="header" w:semiHidden="1" w:unhideWhenUsed="1"/>
-    <w:lsdException w:name="footer" w:semiHidden="1" w:unhideWhenUsed="1"/>
-    <w:lsdException w:name="index heading" w:semiHidden="1" w:unhideWhenUsed="1"/>
-    <w:lsdException w:name="caption" w:semiHidden="1" w:uiPriority="35" w:unhideWhenUsed="1" w:qFormat="1"/>
-    <w:lsdException w:name="table of figures" w:semiHidden="1" w:unhideWhenUsed="1"/>
-    <w:lsdException w:name="envelope address" w:semiHidden="1" w:unhideWhenUsed="1"/>
-    <w:lsdException w:name="envelope return" w:semiHidden="1" w:unhideWhenUsed="1"/>
-    <w:lsdException w:name="footnote reference" w:semiHidden="1" w:unhideWhenUsed="1"/>
-    <w:lsdException w:name="annotation reference" w:semiHidden="1" w:unhideWhenUsed="1"/>
-    <w:lsdException w:name="line number" w:semiHidden="1" w:unhideWhenUsed="1"/>
-    <w:lsdException w:name="page number" w:semiHidden="1" w:unhideWhenUsed="1"/>
-    <w:lsdException w:name="endnote reference" w:semiHidden="1" w:unhideWhenUsed="1"/>
-    <w:lsdException w:name="endnote text" w:semiHidden="1" w:unhideWhenUsed="1"/>
-    <w:lsdException w:name="table of authorities" w:semiHidden="1" w:unhideWhenUsed="1"/>
-    <w:lsdException w:name="macro" w:semiHidden="1" w:unhideWhenUsed="1"/>
-    <w:lsdException w:name="toa heading" w:semiHidden="1" w:unhideWhenUsed="1"/>
-    <w:lsdException w:name="List" w:semiHidden="1" w:unhideWhenUsed="1"/>
-    <w:lsdException w:name="List Bullet" w:semiHidden="1" w:unhideWhenUsed="1"/>
-    <w:lsdException w:name="List Number" w:semiHidden="1" w:unhideWhenUsed="1"/>
-    <w:lsdException w:name="List 2" w:semiHidden="1" w:unhideWhenUsed="1"/>
-    <w:lsdException w:name="List 3" w:semiHidden="1" w:unhideWhenUsed="1"/>
-    <w:lsdException w:name="List 4" w:semiHidden="1" w:unhideWhenUsed="1"/>
-    <w:lsdException w:name="List 5" w:semiHidden="1" w:unhideWhenUsed="1"/>
-    <w:lsdException w:name="List Bullet 2" w:semiHidden="1" w:unhideWhenUsed="1"/>
-    <w:lsdException w:name="List Bullet 3" w:semiHidden="1" w:unhideWhenUsed="1"/>
-    <w:lsdException w:name="List Bullet 4" w:semiHidden="1" w:unhideWhenUsed="1"/>
-    <w:lsdException w:name="List Bullet 5" w:semiHidden="1" w:unhideWhenUsed="1"/>
-    <w:lsdException w:name="List Number 2" w:semiHidden="1" w:unhideWhenUsed="1"/>
-    <w:lsdException w:name="List Number 3" w:semiHidden="1" w:unhideWhenUsed="1"/>
-    <w:lsdException w:name="List Number 4" w:semiHidden="1" w:unhideWhenUsed="1"/>
-    <w:lsdException w:name="List Number 5" w:semiHidden="1" w:unhideWhenUsed="1"/>
-    <w:lsdException w:name="Title" w:uiPriority="10" w:qFormat="1"/>
-    <w:lsdException w:name="Closing" w:semiHidden="1" w:unhideWhenUsed="1"/>
-    <w:lsdException w:name="Signature" w:semiHidden="1" w:unhideWhenUsed="1"/>
-    <w:lsdException w:name="Default Paragraph Font" w:semiHidden="1" w:uiPriority="1" w:unhideWhenUsed="1"/>
-    <w:lsdException w:name="Body Text" w:semiHidden="1" w:unhideWhenUsed="1"/>
-    <w:lsdException w:name="Body Text Indent" w:semiHidden="1" w:unhideWhenUsed="1"/>
-    <w:lsdException w:name="List Continue" w:semiHidden="1" w:unhideWhenUsed="1"/>
-    <w:lsdException w:name="List Continue 2" w:semiHidden="1" w:unhideWhenUsed="1"/>
-    <w:lsdException w:name="List Continue 3" w:semiHidden="1" w:unhideWhenUsed="1"/>
-    <w:lsdException w:name="List Continue 4" w:semiHidden="1" w:unhideWhenUsed="1"/>
-    <w:lsdException w:name="List Continue 5" w:semiHidden="1" w:unhideWhenUsed="1"/>
-    <w:lsdException w:name="Message Header" w:semiHidden="1" w:unhideWhenUsed="1"/>
-    <w:lsdException w:name="Subtitle" w:uiPriority="11" w:qFormat="1"/>
-    <w:lsdException w:name="Salutation" w:semiHidden="1" w:unhideWhenUsed="1"/>
-    <w:lsdException w:name="Date" w:semiHidden="1" w:unhideWhenUsed="1"/>
-    <w:lsdException w:name="Body Text First Indent" w:semiHidden="1" w:unhideWhenUsed="1"/>
-    <w:lsdException w:name="Body Text First Indent 2" w:semiHidden="1" w:unhideWhenUsed="1"/>
-    <w:lsdException w:name="Note Heading" w:semiHidden="1" w:unhideWhenUsed="1"/>
-    <w:lsdException w:name="Body Text 2" w:semiHidden="1" w:unhideWhenUsed="1"/>
-    <w:lsdException w:name="Body Text 3" w:semiHidden="1" w:unhideWhenUsed="1"/>
-    <w:lsdException w:name="Body Text Indent 2" w:semiHidden="1" w:unhideWhenUsed="1"/>
-    <w:lsdException w:name="Body Text Indent 3" w:semiHidden="1" w:unhideWhenUsed="1"/>
-    <w:lsdException w:name="Block Text" w:semiHidden="1" w:unhideWhenUsed="1"/>
-    <w:lsdException w:name="Hyperlink" w:semiHidden="1" w:unhideWhenUsed="1"/>
-    <w:lsdException w:name="FollowedHyperlink" w:semiHidden="1" w:unhideWhenUsed="1"/>
-    <w:lsdException w:name="Strong" w:uiPriority="22" w:qFormat="1"/>
-    <w:lsdException w:name="Emphasis" w:uiPriority="20" w:qFormat="1"/>
-    <w:lsdException w:name="Document Map" w:semiHidden="1" w:unhideWhenUsed="1"/>
-    <w:lsdException w:name="Plain Text" w:semiHidden="1" w:unhideWhenUsed="1"/>
-    <w:lsdException w:name="E-mail Signature" w:semiHidden="1" w:unhideWhenUsed="1"/>
-    <w:lsdException w:name="HTML Top of Form" w:semiHidden="1" w:unhideWhenUsed="1"/>
-    <w:lsdException w:name="HTML Bottom of Form" w:semiHidden="1" w:unhideWhenUsed="1"/>
-    <w:lsdException w:name="Normal (Web)" w:semiHidden="1" w:unhideWhenUsed="1"/>
-    <w:lsdException w:name="HTML Acronym" w:semiHidden="1" w:unhideWhenUsed="1"/>
-    <w:lsdException w:name="HTML Address" w:semiHidden="1" w:unhideWhenUsed="1"/>
-    <w:lsdException w:name="HTML Cite" w:semiHidden="1" w:unhideWhenUsed="1"/>
-    <w:lsdException w:name="HTML Code" w:semiHidden="1" w:unhideWhenUsed="1"/>
-    <w:lsdException w:name="HTML Definition" w:semiHidden="1" w:unhideWhenUsed="1"/>
-    <w:lsdException w:name="HTML Keyboard" w:semiHidden="1" w:unhideWhenUsed="1"/>
-    <w:lsdException w:name="HTML Preformatted" w:semiHidden="1" w:unhideWhenUsed="1"/>
-    <w:lsdException w:name="HTML Sample" w:semiHidden="1" w:unhideWhenUsed="1"/>
-    <w:lsdException w:name="HTML Typewriter" w:semiHidden="1" w:unhideWhenUsed="1"/>
-    <w:lsdException w:name="HTML Variable" w:semiHidden="1" w:unhideWhenUsed="1"/>
-    <w:lsdException w:name="Normal Table" w:semiHidden="1" w:unhideWhenUsed="1"/>
-    <w:lsdException w:name="annotation subject" w:semiHidden="1" w:unhideWhenUsed="1"/>
-    <w:lsdException w:name="No List" w:semiHidden="1" w:unhideWhenUsed="1"/>
-    <w:lsdException w:name="Outline List 1" w:semiHidden="1" w:unhideWhenUsed="1"/>
-    <w:lsdException w:name="Outline List 2" w:semiHidden="1" w:unhideWhenUsed="1"/>
-    <w:lsdException w:name="Outline List 3" w:semiHidden="1" w:unhideWhenUsed="1"/>
-    <w:lsdException w:name="Table Simple 1" w:semiHidden="1" w:unhideWhenUsed="1"/>
-    <w:lsdException w:name="Table Simple 2" w:semiHidden="1" w:unhideWhenUsed="1"/>
-    <w:lsdException w:name="Table Simple 3" w:semiHidden="1" w:unhideWhenUsed="1"/>
-    <w:lsdException w:name="Table Classic 1" w:semiHidden="1" w:unhideWhenUsed="1"/>
-    <w:lsdException w:name="Table Classic 2" w:semiHidden="1" w:unhideWhenUsed="1"/>
-    <w:lsdException w:name="Table Classic 3" w:semiHidden="1" w:unhideWhenUsed="1"/>
-    <w:lsdException w:name="Table Classic 4" w:semiHidden="1" w:unhideWhenUsed="1"/>
-    <w:lsdException w:name="Table Colorful 1" w:semiHidden="1" w:unhideWhenUsed="1"/>
-    <w:lsdException w:name="Table Colorful 2" w:semiHidden="1" w:unhideWhenUsed="1"/>
-    <w:lsdException w:name="Table Colorful 3" w:semiHidden="1" w:unhideWhenUsed="1"/>
-    <w:lsdException w:name="Table Columns 1" w:semiHidden="1" w:unhideWhenUsed="1"/>
-    <w:lsdException w:name="Table Columns 2" w:semiHidden="1" w:unhideWhenUsed="1"/>
-    <w:lsdException w:name="Table Columns 3" w:semiHidden="1" w:unhideWhenUsed="1"/>
-    <w:lsdException w:name="Table Columns 4" w:semiHidden="1" w:unhideWhenUsed="1"/>
-    <w:lsdException w:name="Table Columns 5" w:semiHidden="1" w:unhideWhenUsed="1"/>
-    <w:lsdException w:name="Table Grid 1" w:semiHidden="1" w:unhideWhenUsed="1"/>
-    <w:lsdException w:name="Table Grid 2" w:semiHidden="1" w:unhideWhenUsed="1"/>
-    <w:lsdException w:name="Table Grid 3" w:semiHidden="1" w:unhideWhenUsed="1"/>
-    <w:lsdException w:name="Table Grid 4" w:semiHidden="1" w:unhideWhenUsed="1"/>
-    <w:lsdException w:name="Table Grid 5" w:semiHidden="1" w:unhideWhenUsed="1"/>
-    <w:lsdException w:name="Table Grid 6" w:semiHidden="1" w:unhideWhenUsed="1"/>
-    <w:lsdException w:name="Table Grid 7" w:semiHidden="1" w:unhideWhenUsed="1"/>
-    <w:lsdException w:name="Table Grid 8" w:semiHidden="1" w:unhideWhenUsed="1"/>
-    <w:lsdException w:name="Table List 1" w:semiHidden="1" w:unhideWhenUsed="1"/>
-    <w:lsdException w:name="Table List 2" w:semiHidden="1" w:unhideWhenUsed="1"/>
-    <w:lsdException w:name="Table List 3" w:semiHidden="1" w:unhideWhenUsed="1"/>
-    <w:lsdException w:name="Table List 4" w:semiHidden="1" w:unhideWhenUsed="1"/>
-    <w:lsdException w:name="Table List 5" w:semiHidden="1" w:unhideWhenUsed="1"/>
-    <w:lsdException w:name="Table List 6" w:semiHidden="1" w:unhideWhenUsed="1"/>
-    <w:lsdException w:name="Table List 7" w:semiHidden="1" w:unhideWhenUsed="1"/>
-    <w:lsdException w:name="Table List 8" w:semiHidden="1" w:unhideWhenUsed="1"/>
-    <w:lsdException w:name="Table 3D effects 1" w:semiHidden="1" w:unhideWhenUsed="1"/>
-    <w:lsdException w:name="Table 3D effects 2" w:semiHidden="1" w:unhideWhenUsed="1"/>
-    <w:lsdException w:name="Table 3D effects 3" w:semiHidden="1" w:unhideWhenUsed="1"/>
-    <w:lsdException w:name="Table Contemporary" w:semiHidden="1" w:unhideWhenUsed="1"/>
-    <w:lsdException w:name="Table Elegant" w:semiHidden="1" w:unhideWhenUsed="1"/>
-    <w:lsdException w:name="Table Professional" w:semiHidden="1" w:unhideWhenUsed="1"/>
-    <w:lsdException w:name="Table Subtle 1" w:semiHidden="1" w:unhideWhenUsed="1"/>
-    <w:lsdException w:name="Table Subtle 2" w:semiHidden="1" w:unhideWhenUsed="1"/>
-    <w:lsdException w:name="Table Web 1" w:semiHidden="1" w:unhideWhenUsed="1"/>
-    <w:lsdException w:name="Table Web 2" w:semiHidden="1" w:unhideWhenUsed="1"/>
-    <w:lsdException w:name="Table Web 3" w:semiHidden="1" w:unhideWhenUsed="1"/>
-    <w:lsdException w:name="Balloon Text" w:semiHidden="1" w:unhideWhenUsed="1"/>
-    <w:lsdException w:name="Table Grid" w:uiPriority="39"/>
-    <w:lsdException w:name="Table Theme" w:semiHidden="1" w:unhideWhenUsed="1"/>
-    <w:lsdException w:name="Placeholder Text" w:semiHidden="1"/>
-    <w:lsdException w:name="No Spacing" w:uiPriority="1" w:qFormat="1"/>
-    <w:lsdException w:name="Light Shading" w:uiPriority="60"/>
-    <w:lsdException w:name="Light List" w:uiPriority="61"/>
-    <w:lsdException w:name="Light Grid" w:uiPriority="62"/>
-    <w:lsdException w:name="Medium Shading 1" w:uiPriority="63"/>
-    <w:lsdException w:name="Medium Shading 2" w:uiPriority="64"/>
-    <w:lsdException w:name="Medium List 1" w:uiPriority="65"/>
-    <w:lsdException w:name="Medium List 2" w:uiPriority="66"/>
-    <w:lsdException w:name="Medium Grid 1" w:uiPriority="67"/>
-    <w:lsdException w:name="Medium Grid 2" w:uiPriority="68"/>
-    <w:lsdException w:name="Medium Grid 3" w:uiPriority="69"/>
-    <w:lsdException w:name="Dark List" w:uiPriority="70"/>
-    <w:lsdException w:name="Colorful Shading" w:uiPriority="71"/>
-    <w:lsdException w:name="Colorful List" w:uiPriority="72"/>
-    <w:lsdException w:name="Colorful Grid" w:uiPriority="73"/>
-    <w:lsdException w:name="Light Shading Accent 1" w:uiPriority="60"/>
-    <w:lsdException w:name="Light List Accent 1" w:uiPriority="61"/>
-    <w:lsdException w:name="Light Grid Accent 1" w:uiPriority="62"/>
-    <w:lsdException w:name="Medium Shading 1 Accent 1" w:uiPriority="63"/>
-    <w:lsdException w:name="Medium Shading 2 Accent 1" w:uiPriority="64"/>
-    <w:lsdException w:name="Medium List 1 Accent 1" w:uiPriority="65"/>
-    <w:lsdException w:name="Revision" w:semiHidden="1"/>
-    <w:lsdException w:name="List Paragraph" w:uiPriority="34" w:qFormat="1"/>
-    <w:lsdException w:name="Quote" w:uiPriority="29" w:qFormat="1"/>
-    <w:lsdException w:name="Intense Quote" w:uiPriority="30" w:qFormat="1"/>
-    <w:lsdException w:name="Medium List 2 Accent 1" w:uiPriority="66"/>
-    <w:lsdException w:name="Medium Grid 1 Accent 1" w:uiPriority="67"/>
-    <w:lsdException w:name="Medium Grid 2 Accent 1" w:uiPriority="68"/>
-    <w:lsdException w:name="Medium Grid 3 Accent 1" w:uiPriority="69"/>
-    <w:lsdException w:name="Dark List Accent 1" w:uiPriority="70"/>
-    <w:lsdException w:name="Colorful Shading Accent 1" w:uiPriority="71"/>
-    <w:lsdException w:name="Colorful List Accent 1" w:uiPriority="72"/>
-    <w:lsdException w:name="Colorful Grid Accent 1" w:uiPriority="73"/>
-    <w:lsdException w:name="Light Shading Accent 2" w:uiPriority="60"/>
-    <w:lsdException w:name="Light List Accent 2" w:uiPriority="61"/>
-    <w:lsdException w:name="Light Grid Accent 2" w:uiPriority="62"/>
-    <w:lsdException w:name="Medium Shading 1 Accent 2" w:uiPriority="63"/>
-    <w:lsdException w:name="Medium Shading 2 Accent 2" w:uiPriority="64"/>
-    <w:lsdException w:name="Medium List 1 Accent 2" w:uiPriority="65"/>
-    <w:lsdException w:name="Medium List 2 Accent 2" w:uiPriority="66"/>
-    <w:lsdException w:name="Medium Grid 1 Accent 2" w:uiPriority="67"/>
-    <w:lsdException w:name="Medium Grid 2 Accent 2" w:uiPriority="68"/>
-    <w:lsdException w:name="Medium Grid 3 Accent 2" w:uiPriority="69"/>
-    <w:lsdException w:name="Dark List Accent 2" w:uiPriority="70"/>
-    <w:lsdException w:name="Colorful Shading Accent 2" w:uiPriority="71"/>
-    <w:lsdException w:name="Colorful List Accent 2" w:uiPriority="72"/>
-    <w:lsdException w:name="Colorful Grid Accent 2" w:uiPriority="73"/>
-    <w:lsdException w:name="Light Shading Accent 3" w:uiPriority="60"/>
-    <w:lsdException w:name="Light List Accent 3" w:uiPriority="61"/>
-    <w:lsdException w:name="Light Grid Accent 3" w:uiPriority="62"/>
-    <w:lsdException w:name="Medium Shading 1 Accent 3" w:uiPriority="63"/>
-    <w:lsdException w:name="Medium Shading 2 Accent 3" w:uiPriority="64"/>
-    <w:lsdException w:name="Medium List 1 Accent 3" w:uiPriority="65"/>
-    <w:lsdException w:name="Medium List 2 Accent 3" w:uiPriority="66"/>
-    <w:lsdException w:name="Medium Grid 1 Accent 3" w:uiPriority="67"/>
-    <w:lsdException w:name="Medium Grid 2 Accent 3" w:uiPriority="68"/>
-    <w:lsdException w:name="Medium Grid 3 Accent 3" w:uiPriority="69"/>
-    <w:lsdException w:name="Dark List Accent 3" w:uiPriority="70"/>
-    <w:lsdException w:name="Colorful Shading Accent 3" w:uiPriority="71"/>
-    <w:lsdException w:name="Colorful List Accent 3" w:uiPriority="72"/>
-    <w:lsdException w:name="Colorful Grid Accent 3" w:uiPriority="73"/>
-    <w:lsdException w:name="Light Shading Accent 4" w:uiPriority="60"/>
-    <w:lsdException w:name="Light List Accent 4" w:uiPriority="61"/>
-    <w:lsdException w:name="Light Grid Accent 4" w:uiPriority="62"/>
-    <w:lsdException w:name="Medium Shading 1 Accent 4" w:uiPriority="63"/>
-    <w:lsdException w:name="Medium Shading 2 Accent 4" w:uiPriority="64"/>
-    <w:lsdException w:name="Medium List 1 Accent 4" w:uiPriority="65"/>
-    <w:lsdException w:name="Medium List 2 Accent 4" w:uiPriority="66"/>
-    <w:lsdException w:name="Medium Grid 1 Accent 4" w:uiPriority="67"/>
-    <w:lsdException w:name="Medium Grid 2 Accent 4" w:uiPriority="68"/>
-    <w:lsdException w:name="Medium Grid 3 Accent 4" w:uiPriority="69"/>
-    <w:lsdException w:name="Dark List Accent 4" w:uiPriority="70"/>
-    <w:lsdException w:name="Colorful Shading Accent 4" w:uiPriority="71"/>
-    <w:lsdException w:name="Colorful List Accent 4" w:uiPriority="72"/>
-    <w:lsdException w:name="Colorful Grid Accent 4" w:uiPriority="73"/>
-    <w:lsdException w:name="Light Shading Accent 5" w:uiPriority="60"/>
-    <w:lsdException w:name="Light List Accent 5" w:uiPriority="61"/>
-    <w:lsdException w:name="Light Grid Accent 5" w:uiPriority="62"/>
-    <w:lsdException w:name="Medium Shading 1 Accent 5" w:uiPriority="63"/>
-    <w:lsdException w:name="Medium Shading 2 Accent 5" w:uiPriority="64"/>
-    <w:lsdException w:name="Medium List 1 Accent 5" w:uiPriority="65"/>
-    <w:lsdException w:name="Medium List 2 Accent 5" w:uiPriority="66"/>
-    <w:lsdException w:name="Medium Grid 1 Accent 5" w:uiPriority="67"/>
-    <w:lsdException w:name="Medium Grid 2 Accent 5" w:uiPriority="68"/>
-    <w:lsdException w:name="Medium Grid 3 Accent 5" w:uiPriority="69"/>
-    <w:lsdException w:name="Dark List Accent 5" w:uiPriority="70"/>
-    <w:lsdException w:name="Colorful Shading Accent 5" w:uiPriority="71"/>
-    <w:lsdException w:name="Colorful List Accent 5" w:uiPriority="72"/>
-    <w:lsdException w:name="Colorful Grid Accent 5" w:uiPriority="73"/>
-    <w:lsdException w:name="Light Shading Accent 6" w:uiPriority="60"/>
-    <w:lsdException w:name="Light List Accent 6" w:uiPriority="61"/>
-    <w:lsdException w:name="Light Grid Accent 6" w:uiPriority="62"/>
-    <w:lsdException w:name="Medium Shading 1 Accent 6" w:uiPriority="63"/>
-    <w:lsdException w:name="Medium Shading 2 Accent 6" w:uiPriority="64"/>
-    <w:lsdException w:name="Medium List 1 Accent 6" w:uiPriority="65"/>
-    <w:lsdException w:name="Medium List 2 Accent 6" w:uiPriority="66"/>
-    <w:lsdException w:name="Medium Grid 1 Accent 6" w:uiPriority="67"/>
-    <w:lsdException w:name="Medium Grid 2 Accent 6" w:uiPriority="68"/>
-    <w:lsdException w:name="Medium Grid 3 Accent 6" w:uiPriority="69"/>
-    <w:lsdException w:name="Dark List Accent 6" w:uiPriority="70"/>
-    <w:lsdException w:name="Colorful Shading Accent 6" w:uiPriority="71"/>
-    <w:lsdException w:name="Colorful List Accent 6" w:uiPriority="72"/>
-    <w:lsdException w:name="Colorful Grid Accent 6" w:uiPriority="73"/>
-    <w:lsdException w:name="Subtle Emphasis" w:uiPriority="19" w:qFormat="1"/>
-    <w:lsdException w:name="Intense Emphasis" w:uiPriority="21" w:qFormat="1"/>
-    <w:lsdException w:name="Subtle Reference" w:uiPriority="31" w:qFormat="1"/>
-    <w:lsdException w:name="Intense Reference" w:uiPriority="32" w:qFormat="1"/>
-    <w:lsdException w:name="Book Title" w:uiPriority="33" w:qFormat="1"/>
-    <w:lsdException w:name="Bibliography" w:semiHidden="1" w:uiPriority="37" w:unhideWhenUsed="1"/>
-    <w:lsdException w:name="TOC Heading" w:semiHidden="1" w:uiPriority="39" w:unhideWhenUsed="1" w:qFormat="1"/>
-    <w:lsdException w:name="Plain Table 1" w:uiPriority="41"/>
-    <w:lsdException w:name="Plain Table 2" w:uiPriority="42"/>
-    <w:lsdException w:name="Plain Table 3" w:uiPriority="43"/>
-    <w:lsdException w:name="Plain Table 4" w:uiPriority="44"/>
-    <w:lsdException w:name="Plain Table 5" w:uiPriority="45"/>
-    <w:lsdException w:name="Grid Table Light" w:uiPriority="40"/>
-    <w:lsdException w:name="Grid Table 1 Light" w:uiPriority="46"/>
-    <w:lsdException w:name="Grid Table 2" w:uiPriority="47"/>
-    <w:lsdException w:name="Grid Table 3" w:uiPriority="48"/>
-    <w:lsdException w:name="Grid Table 4" w:uiPriority="49"/>
-    <w:lsdException w:name="Grid Table 5 Dark" w:uiPriority="50"/>
-    <w:lsdException w:name="Grid Table 6 Colorful" w:uiPriority="51"/>
-    <w:lsdException w:name="Grid Table 7 Colorful" w:uiPriority="52"/>
-    <w:lsdException w:name="Grid Table 1 Light Accent 1" w:uiPriority="46"/>
-    <w:lsdException w:name="Grid Table 2 Accent 1" w:uiPriority="47"/>
-    <w:lsdException w:name="Grid Table 3 Accent 1" w:uiPriority="48"/>
-    <w:lsdException w:name="Grid Table 4 Accent 1" w:uiPriority="49"/>
-    <w:lsdException w:name="Grid Table 5 Dark Accent 1" w:uiPriority="50"/>
-    <w:lsdException w:name="Grid Table 6 Colorful Accent 1" w:uiPriority="51"/>
-    <w:lsdException w:name="Grid Table 7 Colorful Accent 1" w:uiPriority="52"/>
-    <w:lsdException w:name="Grid Table 1 Light Accent 2" w:uiPriority="46"/>
-    <w:lsdException w:name="Grid Table 2 Accent 2" w:uiPriority="47"/>
-    <w:lsdException w:name="Grid Table 3 Accent 2" w:uiPriority="48"/>
-    <w:lsdException w:name="Grid Table 4 Accent 2" w:uiPriority="49"/>
-    <w:lsdException w:name="Grid Table 5 Dark Accent 2" w:uiPriority="50"/>
-    <w:lsdException w:name="Grid Table 6 Colorful Accent 2" w:uiPriority="51"/>
-    <w:lsdException w:name="Grid Table 7 Colorful Accent 2" w:uiPriority="52"/>
-    <w:lsdException w:name="Grid Table 1 Light Accent 3" w:uiPriority="46"/>
-    <w:lsdException w:name="Grid Table 2 Accent 3" w:uiPriority="47"/>
-    <w:lsdException w:name="Grid Table 3 Accent 3" w:uiPriority="48"/>
-    <w:lsdException w:name="Grid Table 4 Accent 3" w:uiPriority="49"/>
-    <w:lsdException w:name="Grid Table 5 Dark Accent 3" w:uiPriority="50"/>
-    <w:lsdException w:name="Grid Table 6 Colorful Accent 3" w:uiPriority="51"/>
-    <w:lsdException w:name="Grid Table 7 Colorful Accent 3" w:uiPriority="52"/>
-    <w:lsdException w:name="Grid Table 1 Light Accent 4" w:uiPriority="46"/>
-    <w:lsdException w:name="Grid Table 2 Accent 4" w:uiPriority="47"/>
-    <w:lsdException w:name="Grid Table 3 Accent 4" w:uiPriority="48"/>
-    <w:lsdException w:name="Grid Table 4 Accent 4" w:uiPriority="49"/>
-    <w:lsdException w:name="Grid Table 5 Dark Accent 4" w:uiPriority="50"/>
-    <w:lsdException w:name="Grid Table 6 Colorful Accent 4" w:uiPriority="51"/>
-    <w:lsdException w:name="Grid Table 7 Colorful Accent 4" w:uiPriority="52"/>
-    <w:lsdException w:name="Grid Table 1 Light Accent 5" w:uiPriority="46"/>
-    <w:lsdException w:name="Grid Table 2 Accent 5" w:uiPriority="47"/>
-    <w:lsdException w:name="Grid Table 3 Accent 5" w:uiPriority="48"/>
-    <w:lsdException w:name="Grid Table 4 Accent 5" w:uiPriority="49"/>
-    <w:lsdException w:name="Grid Table 5 Dark Accent 5" w:uiPriority="50"/>
-    <w:lsdException w:name="Grid Table 6 Colorful Accent 5" w:uiPriority="51"/>
-    <w:lsdException w:name="Grid Table 7 Colorful Accent 5" w:uiPriority="52"/>
-    <w:lsdException w:name="Grid Table 1 Light Accent 6" w:uiPriority="46"/>
-    <w:lsdException w:name="Grid Table 2 Accent 6" w:uiPriority="47"/>
-    <w:lsdException w:name="Grid Table 3 Accent 6" w:uiPriority="48"/>
-    <w:lsdException w:name="Grid Table 4 Accent 6" w:uiPriority="49"/>
-    <w:lsdException w:name="Grid Table 5 Dark Accent 6" w:uiPriority="50"/>
-    <w:lsdException w:name="Grid Table 6 Colorful Accent 6" w:uiPriority="51"/>
-    <w:lsdException w:name="Grid Table 7 Colorful Accent 6" w:uiPriority="52"/>
-    <w:lsdException w:name="List Table 1 Light" w:uiPriority="46"/>
-    <w:lsdException w:name="List Table 2" w:uiPriority="47"/>
-    <w:lsdException w:name="List Table 3" w:uiPriority="48"/>
-    <w:lsdException w:name="List Table 4" w:uiPriority="49"/>
-    <w:lsdException w:name="List Table 5 Dark" w:uiPriority="50"/>
-    <w:lsdException w:name="List Table 6 Colorful" w:uiPriority="51"/>
-    <w:lsdException w:name="List Table 7 Colorful" w:uiPriority="52"/>
-    <w:lsdException w:name="List Table 1 Light Accent 1" w:uiPriority="46"/>
-    <w:lsdException w:name="List Table 2 Accent 1" w:uiPriority="47"/>
-    <w:lsdException w:name="List Table 3 Accent 1" w:uiPriority="48"/>
-    <w:lsdException w:name="List Table 4 Accent 1" w:uiPriority="49"/>
-    <w:lsdException w:name="List Table 5 Dark Accent 1" w:uiPriority="50"/>
-    <w:lsdException w:name="List Table 6 Colorful Accent 1" w:uiPriority="51"/>
-    <w:lsdException w:name="List Table 7 Colorful Accent 1" w:uiPriority="52"/>
-    <w:lsdException w:name="List Table 1 Light Accent 2" w:uiPriority="46"/>
-    <w:lsdException w:name="List Table 2 Accent 2" w:uiPriority="47"/>
-    <w:lsdException w:name="List Table 3 Accent 2" w:uiPriority="48"/>
-    <w:lsdException w:name="List Table 4 Accent 2" w:uiPriority="49"/>
-    <w:lsdException w:name="List Table 5 Dark Accent 2" w:uiPriority="50"/>
-    <w:lsdException w:name="List Table 6 Colorful Accent 2" w:uiPriority="51"/>
-    <w:lsdException w:name="List Table 7 Colorful Accent 2" w:uiPriority="52"/>
-    <w:lsdException w:name="List Table 1 Light Accent 3" w:uiPriority="46"/>
-    <w:lsdException w:name="List Table 2 Accent 3" w:uiPriority="47"/>
-    <w:lsdException w:name="List Table 3 Accent 3" w:uiPriority="48"/>
-    <w:lsdException w:name="List Table 4 Accent 3" w:uiPriority="49"/>
-    <w:lsdException w:name="List Table 5 Dark Accent 3" w:uiPriority="50"/>
-    <w:lsdException w:name="List Table 6 Colorful Accent 3" w:uiPriority="51"/>
-    <w:lsdException w:name="List Table 7 Colorful Accent 3" w:uiPriority="52"/>
-    <w:lsdException w:name="List Table 1 Light Accent 4" w:uiPriority="46"/>
-    <w:lsdException w:name="List Table 2 Accent 4" w:uiPriority="47"/>
-    <w:lsdException w:name="List Table 3 Accent 4" w:uiPriority="48"/>
-    <w:lsdException w:name="List Table 4 Accent 4" w:uiPriority="49"/>
-    <w:lsdException w:name="List Table 5 Dark Accent 4" w:uiPriority="50"/>
-    <w:lsdException w:name="List Table 6 Colorful Accent 4" w:uiPriority="51"/>
-    <w:lsdException w:name="List Table 7 Colorful Accent 4" w:uiPriority="52"/>
-    <w:lsdException w:name="List Table 1 Light Accent 5" w:uiPriority="46"/>
-    <w:lsdException w:name="List Table 2 Accent 5" w:uiPriority="47"/>
-    <w:lsdException w:name="List Table 3 Accent 5" w:uiPriority="48"/>
-    <w:lsdException w:name="List Table 4 Accent 5" w:uiPriority="49"/>
-    <w:lsdException w:name="List Table 5 Dark Accent 5" w:uiPriority="50"/>
-    <w:lsdException w:name="List Table 6 Colorful Accent 5" w:uiPriority="51"/>
-    <w:lsdException w:name="List Table 7 Colorful Accent 5" w:uiPriority="52"/>
-    <w:lsdException w:name="List Table 1 Light Accent 6" w:uiPriority="46"/>
-    <w:lsdException w:name="List Table 2 Accent 6" w:uiPriority="47"/>
-    <w:lsdException w:name="List Table 3 Accent 6" w:uiPriority="48"/>
-    <w:lsdException w:name="List Table 4 Accent 6" w:uiPriority="49"/>
-    <w:lsdException w:name="List Table 5 Dark Accent 6" w:uiPriority="50"/>
-    <w:lsdException w:name="List Table 6 Colorful Accent 6" w:uiPriority="51"/>
-    <w:lsdException w:name="List Table 7 Colorful Accent 6" w:uiPriority="52"/>
-    <w:lsdException w:name="Mention" w:semiHidden="1" w:unhideWhenUsed="1"/>
-    <w:lsdException w:name="Smart Hyperlink" w:semiHidden="1" w:unhideWhenUsed="1"/>
-    <w:lsdException w:name="Hashtag" w:semiHidden="1" w:unhideWhenUsed="1"/>
-    <w:lsdException w:name="Unresolved Mention" w:semiHidden="1" w:unhideWhenUsed="1"/>
-    <w:lsdException w:name="Smart Link" w:semiHidden="1" w:unhideWhenUsed="1"/>
-  </w:latentStyles>
-  <w:style w:type="paragraph" w:default="1" w:styleId="Normal">
-    <w:name w:val="Normal"/>
-    <w:qFormat/>
-  </w:style>
-  <w:style w:type="character" w:default="1" w:styleId="DefaultParagraphFont">
-    <w:name w:val="Default Paragraph Font"/>
-    <w:uiPriority w:val="1"/>
-    <w:semiHidden/>
-    <w:unhideWhenUsed/>
-  </w:style>
-  <w:style w:type="table" w:default="1" w:styleId="TableNormal">
-    <w:name w:val="Normal Table"/>
-    <w:uiPriority w:val="99"/>
-    <w:semiHidden/>
-    <w:unhideWhenUsed/>
-    <w:tblPr>
-      <w:tblInd w:w="0" w:type="dxa"/>
-      <w:tblCellMar>
-        <w:top w:w="0" w:type="dxa"/>
-        <w:left w:w="108" w:type="dxa"/>
-        <w:bottom w:w="0" w:type="dxa"/>
-        <w:right w:w="108" w:type="dxa"/>
-      </w:tblCellMar>
-    </w:tblPr>
-  </w:style>
-  <w:style w:type="numbering" w:default="1" w:styleId="NoList">
-    <w:name w:val="No List"/>
-    <w:uiPriority w:val="99"/>
-    <w:semiHidden/>
-    <w:unhideWhenUsed/>
-  </w:style>
-  <w:style w:type="paragraph" w:customStyle="1" w:styleId="CDC91A876A6C064190D988357863F38F">
-    <w:name w:val="CDC91A876A6C064190D988357863F38F"/>
-  </w:style>
-  <w:style w:type="paragraph" w:customStyle="1" w:styleId="6E6D2401EFF842989B147F601F56C141">
-    <w:name w:val="6E6D2401EFF842989B147F601F56C141"/>
-    <w:rsid w:val="00B567F9"/>
-    <w:pPr>
-      <w:numPr>
-        <w:numId w:val="3"/>
-      </w:numPr>
-      <w:spacing w:before="400" w:after="100" w:line="276" w:lineRule="auto"/>
-      <w:ind w:left="360" w:hanging="360"/>
-    </w:pPr>
-    <w:rPr>
-      <w:rFonts w:eastAsia="Times New Roman" w:cs="Times New Roman"/>
-      <w:b/>
-      <w:caps/>
-      <w:sz w:val="18"/>
-    </w:rPr>
-  </w:style>
-  <w:style w:type="paragraph" w:customStyle="1" w:styleId="4348520A54CB48B4A3285F59B63F7CEB">
-    <w:name w:val="4348520A54CB48B4A3285F59B63F7CEB"/>
-    <w:rsid w:val="00B567F9"/>
-    <w:pPr>
-      <w:spacing w:before="120" w:after="200" w:line="276" w:lineRule="auto"/>
-      <w:ind w:left="360"/>
-    </w:pPr>
-    <w:rPr>
-      <w:rFonts w:eastAsia="Times New Roman" w:cs="Times New Roman"/>
-      <w:sz w:val="18"/>
-      <w:szCs w:val="18"/>
-      <w:lang w:val="en-GB"/>
-    </w:rPr>
-  </w:style>
-  <w:style w:type="paragraph" w:customStyle="1" w:styleId="674CB903A459418F9DA4A5DAA4731B23">
-    <w:name w:val="674CB903A459418F9DA4A5DAA4731B23"/>
-    <w:rsid w:val="00B567F9"/>
-    <w:pPr>
-      <w:tabs>
-        <w:tab w:val="num" w:pos="720"/>
-      </w:tabs>
-      <w:spacing w:before="400" w:after="100" w:line="276" w:lineRule="auto"/>
-      <w:ind w:left="360" w:hanging="360"/>
-    </w:pPr>
-    <w:rPr>
-      <w:rFonts w:eastAsia="Times New Roman" w:cs="Times New Roman"/>
-      <w:b/>
-      <w:caps/>
-      <w:sz w:val="18"/>
-    </w:rPr>
-  </w:style>
-  <w:style w:type="paragraph" w:customStyle="1" w:styleId="B13E9BD57BC543418C94A4A1A1A451BC">
-    <w:name w:val="B13E9BD57BC543418C94A4A1A1A451BC"/>
-    <w:rsid w:val="00B567F9"/>
-    <w:pPr>
-      <w:spacing w:before="120" w:after="200" w:line="276" w:lineRule="auto"/>
-      <w:ind w:left="360"/>
-    </w:pPr>
-    <w:rPr>
-      <w:rFonts w:eastAsia="Times New Roman" w:cs="Times New Roman"/>
-      <w:sz w:val="18"/>
-      <w:szCs w:val="18"/>
-      <w:lang w:val="en-GB"/>
-    </w:rPr>
-  </w:style>
-  <w:style w:type="paragraph" w:customStyle="1" w:styleId="AE286362C19A499296EA12EF2EBEB2A5">
-    <w:name w:val="AE286362C19A499296EA12EF2EBEB2A5"/>
-    <w:rsid w:val="00B567F9"/>
-    <w:pPr>
-      <w:spacing w:before="120" w:after="200" w:line="276" w:lineRule="auto"/>
-      <w:ind w:left="360"/>
-    </w:pPr>
-    <w:rPr>
-      <w:rFonts w:eastAsia="Times New Roman" w:cs="Times New Roman"/>
-      <w:sz w:val="18"/>
-      <w:szCs w:val="18"/>
-      <w:lang w:val="en-GB"/>
-    </w:rPr>
-  </w:style>
-  <w:style w:type="paragraph" w:customStyle="1" w:styleId="5F660E2FB5C34C99B84F7ECFB5178FDF">
-    <w:name w:val="5F660E2FB5C34C99B84F7ECFB5178FDF"/>
-    <w:rsid w:val="00B567F9"/>
-    <w:pPr>
-      <w:tabs>
-        <w:tab w:val="num" w:pos="720"/>
-      </w:tabs>
-      <w:spacing w:before="400" w:after="100" w:line="276" w:lineRule="auto"/>
-      <w:ind w:left="360" w:hanging="360"/>
-    </w:pPr>
-    <w:rPr>
-      <w:rFonts w:eastAsia="Times New Roman" w:cs="Times New Roman"/>
-      <w:b/>
-      <w:caps/>
-      <w:sz w:val="18"/>
-    </w:rPr>
-  </w:style>
-  <w:style w:type="paragraph" w:customStyle="1" w:styleId="A03DC3E7EA634499A460569AE486AF24">
-    <w:name w:val="A03DC3E7EA634499A460569AE486AF24"/>
-    <w:rsid w:val="00B567F9"/>
-    <w:pPr>
-      <w:spacing w:before="120" w:after="200" w:line="276" w:lineRule="auto"/>
-      <w:ind w:left="360"/>
-    </w:pPr>
-    <w:rPr>
-      <w:rFonts w:eastAsia="Times New Roman" w:cs="Times New Roman"/>
-      <w:sz w:val="18"/>
-      <w:szCs w:val="18"/>
-      <w:lang w:val="en-GB"/>
-    </w:rPr>
-  </w:style>
-  <w:style w:type="paragraph" w:customStyle="1" w:styleId="1E901972E0EB4490811C6BA7BE7C9E02">
-    <w:name w:val="1E901972E0EB4490811C6BA7BE7C9E02"/>
-    <w:rsid w:val="00B567F9"/>
-    <w:pPr>
-      <w:spacing w:before="120" w:after="200" w:line="276" w:lineRule="auto"/>
-      <w:ind w:left="360"/>
-    </w:pPr>
-    <w:rPr>
-      <w:rFonts w:eastAsia="Times New Roman" w:cs="Times New Roman"/>
-      <w:sz w:val="18"/>
-      <w:szCs w:val="18"/>
-      <w:lang w:val="en-GB"/>
-    </w:rPr>
-  </w:style>
-  <w:style w:type="paragraph" w:customStyle="1" w:styleId="20BA7A239DC243048F2A86CB5B9B4119">
-    <w:name w:val="20BA7A239DC243048F2A86CB5B9B4119"/>
-    <w:rsid w:val="00B567F9"/>
-    <w:pPr>
-      <w:tabs>
-        <w:tab w:val="num" w:pos="720"/>
-      </w:tabs>
-      <w:spacing w:before="400" w:after="100" w:line="276" w:lineRule="auto"/>
-      <w:ind w:left="360" w:hanging="360"/>
-    </w:pPr>
-    <w:rPr>
-      <w:rFonts w:eastAsia="Times New Roman" w:cs="Times New Roman"/>
-      <w:b/>
-      <w:caps/>
-      <w:sz w:val="18"/>
-    </w:rPr>
-  </w:style>
-  <w:style w:type="paragraph" w:customStyle="1" w:styleId="CC9328CCACE6468AB9ADC2B0C3B43B3F">
-    <w:name w:val="CC9328CCACE6468AB9ADC2B0C3B43B3F"/>
-    <w:rsid w:val="00B567F9"/>
-    <w:pPr>
-      <w:tabs>
-        <w:tab w:val="num" w:pos="720"/>
-      </w:tabs>
-      <w:spacing w:before="400" w:after="100" w:line="276" w:lineRule="auto"/>
-      <w:ind w:left="360" w:hanging="360"/>
-    </w:pPr>
-    <w:rPr>
-      <w:rFonts w:eastAsia="Times New Roman" w:cs="Times New Roman"/>
-      <w:b/>
-      <w:caps/>
-      <w:sz w:val="18"/>
-    </w:rPr>
-  </w:style>
-  <w:style w:type="paragraph" w:customStyle="1" w:styleId="C423F1786C654500BA09D6E6A373CBBE1">
-    <w:name w:val="C423F1786C654500BA09D6E6A373CBBE1"/>
-    <w:rsid w:val="00B567F9"/>
-    <w:pPr>
-      <w:spacing w:before="120" w:after="200" w:line="276" w:lineRule="auto"/>
-      <w:ind w:left="360"/>
-    </w:pPr>
-    <w:rPr>
-      <w:rFonts w:eastAsia="Times New Roman" w:cs="Times New Roman"/>
-      <w:sz w:val="18"/>
-      <w:szCs w:val="18"/>
-      <w:lang w:val="en-GB"/>
-    </w:rPr>
-  </w:style>
-  <w:style w:type="paragraph" w:customStyle="1" w:styleId="0791043F94D1469BB526A646D63D59E8">
-    <w:name w:val="0791043F94D1469BB526A646D63D59E8"/>
-    <w:rsid w:val="00B567F9"/>
-    <w:pPr>
-      <w:spacing w:before="120" w:after="200" w:line="276" w:lineRule="auto"/>
-      <w:ind w:left="360"/>
-    </w:pPr>
-    <w:rPr>
-      <w:rFonts w:eastAsia="Times New Roman" w:cs="Times New Roman"/>
-      <w:sz w:val="18"/>
-      <w:szCs w:val="18"/>
-      <w:lang w:val="en-GB"/>
-    </w:rPr>
-  </w:style>
-  <w:style w:type="paragraph" w:customStyle="1" w:styleId="046774B9FE9D4D75B9C6BB78894E6934">
-    <w:name w:val="046774B9FE9D4D75B9C6BB78894E6934"/>
-    <w:rsid w:val="00B567F9"/>
-    <w:pPr>
-      <w:spacing w:before="120" w:after="200" w:line="276" w:lineRule="auto"/>
-      <w:ind w:left="360"/>
-    </w:pPr>
-    <w:rPr>
-      <w:rFonts w:eastAsia="Times New Roman" w:cs="Times New Roman"/>
-      <w:sz w:val="18"/>
-      <w:szCs w:val="18"/>
-      <w:lang w:val="en-GB"/>
-    </w:rPr>
-  </w:style>
-  <w:style w:type="paragraph" w:customStyle="1" w:styleId="B6BFDDC091C74CEEB2A8BD8A9034056F">
-    <w:name w:val="B6BFDDC091C74CEEB2A8BD8A9034056F"/>
-    <w:rsid w:val="00B567F9"/>
-    <w:pPr>
-      <w:spacing w:before="120" w:after="200" w:line="276" w:lineRule="auto"/>
-      <w:ind w:left="360"/>
-    </w:pPr>
-    <w:rPr>
-      <w:rFonts w:eastAsia="Times New Roman" w:cs="Times New Roman"/>
-      <w:sz w:val="18"/>
-      <w:szCs w:val="18"/>
-      <w:lang w:val="en-GB"/>
-    </w:rPr>
-  </w:style>
-  <w:style w:type="paragraph" w:customStyle="1" w:styleId="D12E2E092156489CA22E9281962F884A">
-    <w:name w:val="D12E2E092156489CA22E9281962F884A"/>
-    <w:rsid w:val="00B567F9"/>
-    <w:pPr>
-      <w:spacing w:before="120" w:after="200" w:line="276" w:lineRule="auto"/>
-      <w:ind w:left="360"/>
-    </w:pPr>
-    <w:rPr>
-      <w:rFonts w:eastAsia="Times New Roman" w:cs="Times New Roman"/>
-      <w:sz w:val="18"/>
-      <w:szCs w:val="18"/>
-      <w:lang w:val="en-GB"/>
-    </w:rPr>
-  </w:style>
-  <w:style w:type="paragraph" w:customStyle="1" w:styleId="393B390CCACA42C989D373AF903B7C2F">
-    <w:name w:val="393B390CCACA42C989D373AF903B7C2F"/>
-    <w:rsid w:val="002B2E57"/>
-    <w:pPr>
-      <w:spacing w:before="120" w:after="200" w:line="276" w:lineRule="auto"/>
-      <w:ind w:left="360"/>
-    </w:pPr>
-    <w:rPr>
-      <w:rFonts w:eastAsia="Times New Roman" w:cs="Times New Roman"/>
-      <w:sz w:val="18"/>
-      <w:szCs w:val="18"/>
-      <w:lang w:val="en-GB"/>
-    </w:rPr>
-  </w:style>
-  <w:style w:type="paragraph" w:customStyle="1" w:styleId="D7D408EF80854532A4E979A631E98EDE">
-    <w:name w:val="D7D408EF80854532A4E979A631E98EDE"/>
-    <w:rsid w:val="002B2E57"/>
-    <w:pPr>
-      <w:spacing w:before="120" w:after="200" w:line="276" w:lineRule="auto"/>
-      <w:ind w:left="360"/>
-    </w:pPr>
-    <w:rPr>
-      <w:rFonts w:eastAsia="Times New Roman" w:cs="Times New Roman"/>
-      <w:sz w:val="18"/>
-      <w:szCs w:val="18"/>
-      <w:lang w:val="en-GB"/>
-    </w:rPr>
-  </w:style>
-  <w:style w:type="character" w:styleId="PlaceholderText">
-    <w:name w:val="Placeholder Text"/>
-    <w:basedOn w:val="DefaultParagraphFont"/>
-    <w:uiPriority w:val="99"/>
-    <w:semiHidden/>
-    <w:rsid w:val="00152747"/>
-    <w:rPr>
-      <w:rFonts w:ascii="Times New Roman" w:hAnsi="Times New Roman" w:cs="Times New Roman"/>
-      <w:color w:val="595959" w:themeColor="text1" w:themeTint="A6"/>
-    </w:rPr>
-  </w:style>
-  <w:style w:type="paragraph" w:customStyle="1" w:styleId="3B6C33151092429A9FE3C593E4C61BEF">
-    <w:name w:val="3B6C33151092429A9FE3C593E4C61BEF"/>
-    <w:rsid w:val="007A29B4"/>
-    <w:pPr>
-      <w:keepNext/>
-      <w:spacing w:before="240"/>
-      <w:jc w:val="center"/>
-      <w:outlineLvl w:val="0"/>
-    </w:pPr>
-    <w:rPr>
-      <w:rFonts w:ascii="Century Gothic" w:eastAsia="Times New Roman" w:hAnsi="Century Gothic" w:cs="Arial"/>
-      <w:b/>
-      <w:bCs/>
-      <w:caps/>
-      <w:color w:val="156082" w:themeColor="accent1"/>
-      <w:spacing w:val="40"/>
-      <w:kern w:val="32"/>
-      <w:sz w:val="52"/>
-      <w:szCs w:val="32"/>
-    </w:rPr>
-  </w:style>
-  <w:style w:type="paragraph" w:customStyle="1" w:styleId="F0075E65F2174C44B19A37E8C22EE941">
-    <w:name w:val="F0075E65F2174C44B19A37E8C22EE941"/>
-    <w:rsid w:val="007A29B4"/>
-    <w:pPr>
-      <w:spacing w:after="160" w:line="259" w:lineRule="auto"/>
-    </w:pPr>
-    <w:rPr>
-      <w:sz w:val="22"/>
-      <w:szCs w:val="22"/>
-    </w:rPr>
-  </w:style>
-  <w:style w:type="paragraph" w:customStyle="1" w:styleId="862E62219C2E46F9B8B8D79B6EDF0D7F">
-    <w:name w:val="862E62219C2E46F9B8B8D79B6EDF0D7F"/>
-    <w:rsid w:val="007A29B4"/>
-    <w:pPr>
-      <w:spacing w:after="160" w:line="259" w:lineRule="auto"/>
-    </w:pPr>
-    <w:rPr>
-      <w:sz w:val="22"/>
-      <w:szCs w:val="22"/>
-    </w:rPr>
-  </w:style>
-  <w:style w:type="paragraph" w:customStyle="1" w:styleId="886A299FAEAE4A58B5641AC855F4C47A">
-    <w:name w:val="886A299FAEAE4A58B5641AC855F4C47A"/>
-    <w:rsid w:val="007A29B4"/>
-    <w:pPr>
-      <w:spacing w:after="160" w:line="259" w:lineRule="auto"/>
-    </w:pPr>
-    <w:rPr>
-      <w:sz w:val="22"/>
-      <w:szCs w:val="22"/>
-    </w:rPr>
-  </w:style>
-  <w:style w:type="paragraph" w:customStyle="1" w:styleId="855FC3C1AE93477395C1FFBA10D989C1">
-    <w:name w:val="855FC3C1AE93477395C1FFBA10D989C1"/>
-    <w:rsid w:val="007A29B4"/>
-    <w:pPr>
-      <w:spacing w:after="160" w:line="259" w:lineRule="auto"/>
-    </w:pPr>
-    <w:rPr>
-      <w:sz w:val="22"/>
-      <w:szCs w:val="22"/>
-    </w:rPr>
-  </w:style>
-  <w:style w:type="paragraph" w:customStyle="1" w:styleId="F895D56A964940D690066CB10F7A301F">
-    <w:name w:val="F895D56A964940D690066CB10F7A301F"/>
-    <w:rsid w:val="007A29B4"/>
-    <w:pPr>
-      <w:spacing w:after="160" w:line="259" w:lineRule="auto"/>
-    </w:pPr>
-    <w:rPr>
-      <w:sz w:val="22"/>
-      <w:szCs w:val="22"/>
-    </w:rPr>
-  </w:style>
-  <w:style w:type="paragraph" w:customStyle="1" w:styleId="B7CF18B129FB4D4FBF345DE93B036D8E">
-    <w:name w:val="B7CF18B129FB4D4FBF345DE93B036D8E"/>
-    <w:rsid w:val="007A29B4"/>
-    <w:pPr>
-      <w:spacing w:after="160" w:line="259" w:lineRule="auto"/>
-    </w:pPr>
-    <w:rPr>
-      <w:sz w:val="22"/>
-      <w:szCs w:val="22"/>
-    </w:rPr>
-  </w:style>
-  <w:style w:type="paragraph" w:customStyle="1" w:styleId="140FA8BA4DAC4C6EAC67449425D829FF">
-    <w:name w:val="140FA8BA4DAC4C6EAC67449425D829FF"/>
-    <w:rsid w:val="007A29B4"/>
-    <w:pPr>
-      <w:spacing w:after="160" w:line="259" w:lineRule="auto"/>
-    </w:pPr>
-    <w:rPr>
-      <w:sz w:val="22"/>
-      <w:szCs w:val="22"/>
-    </w:rPr>
-  </w:style>
-  <w:style w:type="paragraph" w:customStyle="1" w:styleId="B2E6F22675D4475BBAE27A482647D014">
-    <w:name w:val="B2E6F22675D4475BBAE27A482647D014"/>
-    <w:rsid w:val="007A29B4"/>
-    <w:pPr>
-      <w:spacing w:after="160" w:line="259" w:lineRule="auto"/>
-    </w:pPr>
-    <w:rPr>
-      <w:sz w:val="22"/>
-      <w:szCs w:val="22"/>
-    </w:rPr>
-  </w:style>
-</w:styles>
-</file>
-
-<file path=word/glossary/webSettings2.xml><?xml version="1.0" encoding="utf-8"?>
-<w:webSettings xmlns:mc="http://schemas.openxmlformats.org/markup-compatibility/2006" xmlns:r="http://schemas.openxmlformats.org/officeDocument/2006/relationships" xmlns:w="http://schemas.openxmlformats.org/wordprocessingml/2006/main" xmlns:w14="http://schemas.microsoft.com/office/word/2010/wordml" xmlns:w15="http://schemas.microsoft.com/office/word/2012/wordml" xmlns:w16cex="http://schemas.microsoft.com/office/word/2018/wordml/cex" xmlns:w16cid="http://schemas.microsoft.com/office/word/2016/wordml/cid" xmlns:w16="http://schemas.microsoft.com/office/word/2018/wordml" xmlns:w16du="http://schemas.microsoft.com/office/word/2023/wordml/word16du" xmlns:w16sdtdh="http://schemas.microsoft.com/office/word/2020/wordml/sdtdatahash" xmlns:w16se="http://schemas.microsoft.com/office/word/2015/wordml/symex" mc:Ignorable="w14 w15 w16se w16cid w16 w16cex w16sdtdh w16du">
-  <w:optimizeForBrowser/>
-  <w:allowPNG/>
-</w:webSettings>
-</file>
-
 <file path=word/theme/theme11.xml><?xml version="1.0" encoding="utf-8"?>
 <a:theme xmlns:a="http://schemas.openxmlformats.org/drawingml/2006/main" name="Office Theme">
   <a:themeElements>
@@ -36471,378 +34210,6 @@
 </a:theme>
 </file>
 
-<file path=customXml/item13.xml><?xml version="1.0" encoding="utf-8"?>
-<CoverPageProperties xmlns="http://schemas.microsoft.com/office/2006/coverPageProps">
-  <PublishDate/>
-  <Abstract/>
-  <CompanyAddress/>
-  <CompanyPhone/>
-  <CompanyFax/>
-  <CompanyEmail/>
-</CoverPageProperties>
-</file>
-
-<file path=customXml/item22.xml><?xml version="1.0" encoding="utf-8"?>
-<ct:contentTypeSchema xmlns:ct="http://schemas.microsoft.com/office/2006/metadata/contentType" xmlns:ma="http://schemas.microsoft.com/office/2006/metadata/properties/metaAttributes" ct:_="" ma:_="" ma:contentTypeName="Document" ma:contentTypeID="0x01010079F111ED35F8CC479449609E8A0923A6" ma:contentTypeVersion="28" ma:contentTypeDescription="Create a new document." ma:contentTypeScope="" ma:versionID="60f5a4f2d2b0abadcf532d48ebf9cb71">
-  <xsd:schema xmlns:xsd="http://www.w3.org/2001/XMLSchema" xmlns:xs="http://www.w3.org/2001/XMLSchema" xmlns:p="http://schemas.microsoft.com/office/2006/metadata/properties" xmlns:ns1="http://schemas.microsoft.com/sharepoint/v3" xmlns:ns2="71af3243-3dd4-4a8d-8c0d-dd76da1f02a5" xmlns:ns3="16c05727-aa75-4e4a-9b5f-8a80a1165891" xmlns:ns4="230e9df3-be65-4c73-a93b-d1236ebd677e" targetNamespace="http://schemas.microsoft.com/office/2006/metadata/properties" ma:root="true" ma:fieldsID="7dd78129e6a1811f84807ad11c651531" ns1:_="" ns2:_="" ns3:_="" ns4:_="">
-    <xsd:import namespace="http://schemas.microsoft.com/sharepoint/v3"/>
-    <xsd:import namespace="71af3243-3dd4-4a8d-8c0d-dd76da1f02a5"/>
-    <xsd:import namespace="16c05727-aa75-4e4a-9b5f-8a80a1165891"/>
-    <xsd:import namespace="230e9df3-be65-4c73-a93b-d1236ebd677e"/>
-    <xsd:element name="properties">
-      <xsd:complexType>
-        <xsd:sequence>
-          <xsd:element name="documentManagement">
-            <xsd:complexType>
-              <xsd:all>
-                <xsd:element ref="ns2:Status" minOccurs="0"/>
-                <xsd:element ref="ns2:Image" minOccurs="0"/>
-                <xsd:element ref="ns2:MediaServiceMetadata" minOccurs="0"/>
-                <xsd:element ref="ns2:MediaServiceFastMetadata" minOccurs="0"/>
-                <xsd:element ref="ns2:MediaServiceOCR" minOccurs="0"/>
-                <xsd:element ref="ns2:MediaServiceAutoTags" minOccurs="0"/>
-                <xsd:element ref="ns2:MediaServiceEventHashCode" minOccurs="0"/>
-                <xsd:element ref="ns2:MediaServiceGenerationTime" minOccurs="0"/>
-                <xsd:element ref="ns3:SharedWithUsers" minOccurs="0"/>
-                <xsd:element ref="ns3:SharedWithDetails" minOccurs="0"/>
-                <xsd:element ref="ns2:MediaServiceAutoKeyPoints" minOccurs="0"/>
-                <xsd:element ref="ns2:MediaServiceKeyPoints" minOccurs="0"/>
-                <xsd:element ref="ns2:MediaServiceDateTaken" minOccurs="0"/>
-                <xsd:element ref="ns1:_ip_UnifiedCompliancePolicyProperties" minOccurs="0"/>
-                <xsd:element ref="ns1:_ip_UnifiedCompliancePolicyUIAction" minOccurs="0"/>
-                <xsd:element ref="ns4:TaxCatchAll" minOccurs="0"/>
-                <xsd:element ref="ns2:ImageTagsTaxHTField" minOccurs="0"/>
-                <xsd:element ref="ns2:MediaServiceLocation" minOccurs="0"/>
-                <xsd:element ref="ns2:MediaLengthInSeconds" minOccurs="0"/>
-                <xsd:element ref="ns2:Background" minOccurs="0"/>
-                <xsd:element ref="ns2:MediaServiceSearchProperties" minOccurs="0"/>
-                <xsd:element ref="ns2:MediaServiceDocTags" minOccurs="0"/>
-                <xsd:element ref="ns2:MediaServiceObjectDetectorVersions" minOccurs="0"/>
-                <xsd:element ref="ns2:MediaServiceSystemTags" minOccurs="0"/>
-              </xsd:all>
-            </xsd:complexType>
-          </xsd:element>
-        </xsd:sequence>
-      </xsd:complexType>
-    </xsd:element>
-  </xsd:schema>
-  <xsd:schema xmlns:xsd="http://www.w3.org/2001/XMLSchema" xmlns:xs="http://www.w3.org/2001/XMLSchema" xmlns:dms="http://schemas.microsoft.com/office/2006/documentManagement/types" xmlns:pc="http://schemas.microsoft.com/office/infopath/2007/PartnerControls" targetNamespace="http://schemas.microsoft.com/sharepoint/v3" elementFormDefault="qualified">
-    <xsd:import namespace="http://schemas.microsoft.com/office/2006/documentManagement/types"/>
-    <xsd:import namespace="http://schemas.microsoft.com/office/infopath/2007/PartnerControls"/>
-    <xsd:element name="_ip_UnifiedCompliancePolicyProperties" ma:index="20" nillable="true" ma:displayName="Unified Compliance Policy Properties" ma:hidden="true" ma:internalName="_ip_UnifiedCompliancePolicyProperties" ma:readOnly="false">
-      <xsd:simpleType>
-        <xsd:restriction base="dms:Note"/>
-      </xsd:simpleType>
-    </xsd:element>
-    <xsd:element name="_ip_UnifiedCompliancePolicyUIAction" ma:index="21" nillable="true" ma:displayName="Unified Compliance Policy UI Action" ma:hidden="true" ma:internalName="_ip_UnifiedCompliancePolicyUIAction" ma:readOnly="false">
-      <xsd:simpleType>
-        <xsd:restriction base="dms:Text"/>
-      </xsd:simpleType>
-    </xsd:element>
-  </xsd:schema>
-  <xsd:schema xmlns:xsd="http://www.w3.org/2001/XMLSchema" xmlns:xs="http://www.w3.org/2001/XMLSchema" xmlns:dms="http://schemas.microsoft.com/office/2006/documentManagement/types" xmlns:pc="http://schemas.microsoft.com/office/infopath/2007/PartnerControls" targetNamespace="71af3243-3dd4-4a8d-8c0d-dd76da1f02a5" elementFormDefault="qualified">
-    <xsd:import namespace="http://schemas.microsoft.com/office/2006/documentManagement/types"/>
-    <xsd:import namespace="http://schemas.microsoft.com/office/infopath/2007/PartnerControls"/>
-    <xsd:element name="Status" ma:index="2" nillable="true" ma:displayName="Status" ma:default="Not started" ma:format="Dropdown" ma:internalName="Status" ma:readOnly="false">
-      <xsd:simpleType>
-        <xsd:restriction base="dms:Choice">
-          <xsd:enumeration value="Not started"/>
-          <xsd:enumeration value="In Progress"/>
-          <xsd:enumeration value="Completed"/>
-        </xsd:restriction>
-      </xsd:simpleType>
-    </xsd:element>
-    <xsd:element name="Image" ma:index="3" nillable="true" ma:displayName="Image" ma:format="Image" ma:internalName="Image" ma:readOnly="false">
-      <xsd:complexType>
-        <xsd:complexContent>
-          <xsd:extension base="dms:URL">
-            <xsd:sequence>
-              <xsd:element name="Url" type="dms:ValidUrl" minOccurs="0" nillable="true"/>
-              <xsd:element name="Description" type="xsd:string" nillable="true"/>
-            </xsd:sequence>
-          </xsd:extension>
-        </xsd:complexContent>
-      </xsd:complexType>
-    </xsd:element>
-    <xsd:element name="MediaServiceMetadata" ma:index="8" nillable="true" ma:displayName="MediaServiceMetadata" ma:hidden="true" ma:internalName="MediaServiceMetadata" ma:readOnly="true">
-      <xsd:simpleType>
-        <xsd:restriction base="dms:Note"/>
-      </xsd:simpleType>
-    </xsd:element>
-    <xsd:element name="MediaServiceFastMetadata" ma:index="9" nillable="true" ma:displayName="MediaServiceFastMetadata" ma:hidden="true" ma:internalName="MediaServiceFastMetadata" ma:readOnly="true">
-      <xsd:simpleType>
-        <xsd:restriction base="dms:Note"/>
-      </xsd:simpleType>
-    </xsd:element>
-    <xsd:element name="MediaServiceOCR" ma:index="10" nillable="true" ma:displayName="MediaServiceOCR" ma:hidden="true" ma:internalName="MediaServiceOCR" ma:readOnly="true">
-      <xsd:simpleType>
-        <xsd:restriction base="dms:Note"/>
-      </xsd:simpleType>
-    </xsd:element>
-    <xsd:element name="MediaServiceAutoTags" ma:index="11" nillable="true" ma:displayName="MediaServiceAutoTags" ma:hidden="true" ma:internalName="MediaServiceAutoTags" ma:readOnly="true">
-      <xsd:simpleType>
-        <xsd:restriction base="dms:Text"/>
-      </xsd:simpleType>
-    </xsd:element>
-    <xsd:element name="MediaServiceEventHashCode" ma:index="12" nillable="true" ma:displayName="MediaServiceEventHashCode" ma:hidden="true" ma:internalName="MediaServiceEventHashCode" ma:readOnly="true">
-      <xsd:simpleType>
-        <xsd:restriction base="dms:Text"/>
-      </xsd:simpleType>
-    </xsd:element>
-    <xsd:element name="MediaServiceGenerationTime" ma:index="13" nillable="true" ma:displayName="MediaServiceGenerationTime" ma:hidden="true" ma:internalName="MediaServiceGenerationTime" ma:readOnly="true">
-      <xsd:simpleType>
-        <xsd:restriction base="dms:Text"/>
-      </xsd:simpleType>
-    </xsd:element>
-    <xsd:element name="MediaServiceAutoKeyPoints" ma:index="16" nillable="true" ma:displayName="MediaServiceAutoKeyPoints" ma:hidden="true" ma:internalName="MediaServiceAutoKeyPoints" ma:readOnly="true">
-      <xsd:simpleType>
-        <xsd:restriction base="dms:Note"/>
-      </xsd:simpleType>
-    </xsd:element>
-    <xsd:element name="MediaServiceKeyPoints" ma:index="17" nillable="true" ma:displayName="KeyPoints" ma:hidden="true" ma:internalName="MediaServiceKeyPoints" ma:readOnly="false">
-      <xsd:simpleType>
-        <xsd:restriction base="dms:Note"/>
-      </xsd:simpleType>
-    </xsd:element>
-    <xsd:element name="MediaServiceDateTaken" ma:index="18" nillable="true" ma:displayName="MediaServiceDateTaken" ma:hidden="true" ma:internalName="MediaServiceDateTaken" ma:readOnly="true">
-      <xsd:simpleType>
-        <xsd:restriction base="dms:Text"/>
-      </xsd:simpleType>
-    </xsd:element>
-    <xsd:element name="ImageTagsTaxHTField" ma:index="25" nillable="true" ma:taxonomy="true" ma:internalName="ImageTagsTaxHTField" ma:taxonomyFieldName="MediaServiceImageTags" ma:displayName="Image Tags" ma:readOnly="false" ma:fieldId="{5cf76f15-5ced-4ddc-b409-7134ff3c332f}" ma:taxonomyMulti="true" ma:sspId="e385fb40-52d4-4fae-9c5b-3e8ff8a5878e" ma:termSetId="09814cd3-568e-fe90-9814-8d621ff8fb84" ma:anchorId="fba54fb3-c3e1-fe81-a776-ca4b69148c4d" ma:open="true" ma:isKeyword="false">
-      <xsd:complexType>
-        <xsd:sequence>
-          <xsd:element ref="pc:Terms" minOccurs="0" maxOccurs="1"/>
-        </xsd:sequence>
-      </xsd:complexType>
-    </xsd:element>
-    <xsd:element name="MediaServiceLocation" ma:index="26" nillable="true" ma:displayName="Location" ma:hidden="true" ma:internalName="MediaServiceLocation" ma:readOnly="true">
-      <xsd:simpleType>
-        <xsd:restriction base="dms:Text"/>
-      </xsd:simpleType>
-    </xsd:element>
-    <xsd:element name="MediaLengthInSeconds" ma:index="27" nillable="true" ma:displayName="MediaLengthInSeconds" ma:hidden="true" ma:internalName="MediaLengthInSeconds" ma:readOnly="true">
-      <xsd:simpleType>
-        <xsd:restriction base="dms:Unknown"/>
-      </xsd:simpleType>
-    </xsd:element>
-    <xsd:element name="Background" ma:index="28" nillable="true" ma:displayName="Background" ma:default="0" ma:format="Dropdown" ma:internalName="Background">
-      <xsd:simpleType>
-        <xsd:restriction base="dms:Boolean"/>
-      </xsd:simpleType>
-    </xsd:element>
-    <xsd:element name="MediaServiceSearchProperties" ma:index="29" nillable="true" ma:displayName="MediaServiceSearchProperties" ma:hidden="true" ma:internalName="MediaServiceSearchProperties" ma:readOnly="true">
-      <xsd:simpleType>
-        <xsd:restriction base="dms:Note"/>
-      </xsd:simpleType>
-    </xsd:element>
-    <xsd:element name="MediaServiceDocTags" ma:index="30" nillable="true" ma:displayName="MediaServiceDocTags" ma:hidden="true" ma:internalName="MediaServiceDocTags" ma:readOnly="true">
-      <xsd:simpleType>
-        <xsd:restriction base="dms:Note"/>
-      </xsd:simpleType>
-    </xsd:element>
-    <xsd:element name="MediaServiceObjectDetectorVersions" ma:index="31" nillable="true" ma:displayName="MediaServiceObjectDetectorVersions" ma:description="" ma:hidden="true" ma:indexed="true" ma:internalName="MediaServiceObjectDetectorVersions" ma:readOnly="true">
-      <xsd:simpleType>
-        <xsd:restriction base="dms:Text"/>
-      </xsd:simpleType>
-    </xsd:element>
-    <xsd:element name="MediaServiceSystemTags" ma:index="32" nillable="true" ma:displayName="MediaServiceSystemTags" ma:hidden="true" ma:internalName="MediaServiceSystemTags" ma:readOnly="true">
-      <xsd:simpleType>
-        <xsd:restriction base="dms:Note"/>
-      </xsd:simpleType>
-    </xsd:element>
-  </xsd:schema>
-  <xsd:schema xmlns:xsd="http://www.w3.org/2001/XMLSchema" xmlns:xs="http://www.w3.org/2001/XMLSchema" xmlns:dms="http://schemas.microsoft.com/office/2006/documentManagement/types" xmlns:pc="http://schemas.microsoft.com/office/infopath/2007/PartnerControls" targetNamespace="16c05727-aa75-4e4a-9b5f-8a80a1165891" elementFormDefault="qualified">
-    <xsd:import namespace="http://schemas.microsoft.com/office/2006/documentManagement/types"/>
-    <xsd:import namespace="http://schemas.microsoft.com/office/infopath/2007/PartnerControls"/>
-    <xsd:element name="SharedWithUsers" ma:index="14" nillable="true" ma:displayName="Shared With" ma:hidden="true" ma:internalName="SharedWithUsers" ma:readOnly="true">
-      <xsd:complexType>
-        <xsd:complexContent>
-          <xsd:extension base="dms:UserMulti">
-            <xsd:sequence>
-              <xsd:element name="UserInfo" minOccurs="0" maxOccurs="unbounded">
-                <xsd:complexType>
-                  <xsd:sequence>
-                    <xsd:element name="DisplayName" type="xsd:string" minOccurs="0"/>
-                    <xsd:element name="AccountId" type="dms:UserId" minOccurs="0" nillable="true"/>
-                    <xsd:element name="AccountType" type="xsd:string" minOccurs="0"/>
-                  </xsd:sequence>
-                </xsd:complexType>
-              </xsd:element>
-            </xsd:sequence>
-          </xsd:extension>
-        </xsd:complexContent>
-      </xsd:complexType>
-    </xsd:element>
-    <xsd:element name="SharedWithDetails" ma:index="15" nillable="true" ma:displayName="Shared With Details" ma:hidden="true" ma:internalName="SharedWithDetails" ma:readOnly="true">
-      <xsd:simpleType>
-        <xsd:restriction base="dms:Note"/>
-      </xsd:simpleType>
-    </xsd:element>
-  </xsd:schema>
-  <xsd:schema xmlns:xsd="http://www.w3.org/2001/XMLSchema" xmlns:xs="http://www.w3.org/2001/XMLSchema" xmlns:dms="http://schemas.microsoft.com/office/2006/documentManagement/types" xmlns:pc="http://schemas.microsoft.com/office/infopath/2007/PartnerControls" targetNamespace="230e9df3-be65-4c73-a93b-d1236ebd677e" elementFormDefault="qualified">
-    <xsd:import namespace="http://schemas.microsoft.com/office/2006/documentManagement/types"/>
-    <xsd:import namespace="http://schemas.microsoft.com/office/infopath/2007/PartnerControls"/>
-    <xsd:element name="TaxCatchAll" ma:index="23" nillable="true" ma:displayName="Taxonomy Catch All Column" ma:hidden="true" ma:list="{3f6bfcbc-3db3-4ae6-bd76-326f0798ad28}" ma:internalName="TaxCatchAll" ma:readOnly="false" ma:showField="CatchAllData" ma:web="16c05727-aa75-4e4a-9b5f-8a80a1165891">
-      <xsd:complexType>
-        <xsd:complexContent>
-          <xsd:extension base="dms:MultiChoiceLookup">
-            <xsd:sequence>
-              <xsd:element name="Value" type="dms:Lookup" maxOccurs="unbounded" minOccurs="0" nillable="true"/>
-            </xsd:sequence>
-          </xsd:extension>
-        </xsd:complexContent>
-      </xsd:complexType>
-    </xsd:element>
-  </xsd:schema>
-  <xsd:schema xmlns="http://schemas.openxmlformats.org/package/2006/metadata/core-properties" xmlns:xsd="http://www.w3.org/2001/XMLSchema" xmlns:xsi="http://www.w3.org/2001/XMLSchema-instance" xmlns:dc="http://purl.org/dc/elements/1.1/" xmlns:dcterms="http://purl.org/dc/terms/" xmlns:odoc="http://schemas.microsoft.com/internal/obd" targetNamespace="http://schemas.openxmlformats.org/package/2006/metadata/core-properties" elementFormDefault="qualified" attributeFormDefault="unqualified" blockDefault="#all">
-    <xsd:import namespace="http://purl.org/dc/elements/1.1/" schemaLocation="http://dublincore.org/schemas/xmls/qdc/2003/04/02/dc.xsd"/>
-    <xsd:import namespace="http://purl.org/dc/terms/" schemaLocation="http://dublincore.org/schemas/xmls/qdc/2003/04/02/dcterms.xsd"/>
-    <xsd:element name="coreProperties" type="CT_coreProperties"/>
-    <xsd:complexType name="CT_coreProperties">
-      <xsd:all>
-        <xsd:element ref="dc:creator" minOccurs="0" maxOccurs="1"/>
-        <xsd:element ref="dcterms:created" minOccurs="0" maxOccurs="1"/>
-        <xsd:element ref="dc:identifier" minOccurs="0" maxOccurs="1"/>
-        <xsd:element name="contentType" minOccurs="0" maxOccurs="1" type="xsd:string" ma:displayName="Content Type"/>
-        <xsd:element ref="dc:title" minOccurs="0" maxOccurs="1" ma:index="1" ma:displayName="Title"/>
-        <xsd:element ref="dc:subject" minOccurs="0" maxOccurs="1"/>
-        <xsd:element ref="dc:description" minOccurs="0" maxOccurs="1"/>
-        <xsd:element name="keywords" minOccurs="0" maxOccurs="1" type="xsd:string"/>
-        <xsd:element ref="dc:language" minOccurs="0" maxOccurs="1"/>
-        <xsd:element name="category" minOccurs="0" maxOccurs="1" type="xsd:string"/>
-        <xsd:element name="version" minOccurs="0" maxOccurs="1" type="xsd:string"/>
-        <xsd:element name="revision" minOccurs="0" maxOccurs="1" type="xsd:string">
-          <xsd:annotation>
-            <xsd:documentation>
-                        This value indicates the number of saves or revisions. The application is responsible for updating this value after each revision.
-                    </xsd:documentation>
-          </xsd:annotation>
-        </xsd:element>
-        <xsd:element name="lastModifiedBy" minOccurs="0" maxOccurs="1" type="xsd:string"/>
-        <xsd:element ref="dcterms:modified" minOccurs="0" maxOccurs="1"/>
-        <xsd:element name="contentStatus" minOccurs="0" maxOccurs="1" type="xsd:string"/>
-      </xsd:all>
-    </xsd:complexType>
-  </xsd:schema>
-  <xs:schema xmlns:pc="http://schemas.microsoft.com/office/infopath/2007/PartnerControls" xmlns:xs="http://www.w3.org/2001/XMLSchema" targetNamespace="http://schemas.microsoft.com/office/infopath/2007/PartnerControls" elementFormDefault="qualified" attributeFormDefault="unqualified">
-    <xs:element name="Person">
-      <xs:complexType>
-        <xs:sequence>
-          <xs:element ref="pc:DisplayName" minOccurs="0"/>
-          <xs:element ref="pc:AccountId" minOccurs="0"/>
-          <xs:element ref="pc:AccountType" minOccurs="0"/>
-        </xs:sequence>
-      </xs:complexType>
-    </xs:element>
-    <xs:element name="DisplayName" type="xs:string"/>
-    <xs:element name="AccountId" type="xs:string"/>
-    <xs:element name="AccountType" type="xs:string"/>
-    <xs:element name="BDCAssociatedEntity">
-      <xs:complexType>
-        <xs:sequence>
-          <xs:element ref="pc:BDCEntity" minOccurs="0" maxOccurs="unbounded"/>
-        </xs:sequence>
-        <xs:attribute ref="pc:EntityNamespace"/>
-        <xs:attribute ref="pc:EntityName"/>
-        <xs:attribute ref="pc:SystemInstanceName"/>
-        <xs:attribute ref="pc:AssociationName"/>
-      </xs:complexType>
-    </xs:element>
-    <xs:attribute name="EntityNamespace" type="xs:string"/>
-    <xs:attribute name="EntityName" type="xs:string"/>
-    <xs:attribute name="SystemInstanceName" type="xs:string"/>
-    <xs:attribute name="AssociationName" type="xs:string"/>
-    <xs:element name="BDCEntity">
-      <xs:complexType>
-        <xs:sequence>
-          <xs:element ref="pc:EntityDisplayName" minOccurs="0"/>
-          <xs:element ref="pc:EntityInstanceReference" minOccurs="0"/>
-          <xs:element ref="pc:EntityId1" minOccurs="0"/>
-          <xs:element ref="pc:EntityId2" minOccurs="0"/>
-          <xs:element ref="pc:EntityId3" minOccurs="0"/>
-          <xs:element ref="pc:EntityId4" minOccurs="0"/>
-          <xs:element ref="pc:EntityId5" minOccurs="0"/>
-        </xs:sequence>
-      </xs:complexType>
-    </xs:element>
-    <xs:element name="EntityDisplayName" type="xs:string"/>
-    <xs:element name="EntityInstanceReference" type="xs:string"/>
-    <xs:element name="EntityId1" type="xs:string"/>
-    <xs:element name="EntityId2" type="xs:string"/>
-    <xs:element name="EntityId3" type="xs:string"/>
-    <xs:element name="EntityId4" type="xs:string"/>
-    <xs:element name="EntityId5" type="xs:string"/>
-    <xs:element name="Terms">
-      <xs:complexType>
-        <xs:sequence>
-          <xs:element ref="pc:TermInfo" minOccurs="0" maxOccurs="unbounded"/>
-        </xs:sequence>
-      </xs:complexType>
-    </xs:element>
-    <xs:element name="TermInfo">
-      <xs:complexType>
-        <xs:sequence>
-          <xs:element ref="pc:TermName" minOccurs="0"/>
-          <xs:element ref="pc:TermId" minOccurs="0"/>
-        </xs:sequence>
-      </xs:complexType>
-    </xs:element>
-    <xs:element name="TermName" type="xs:string"/>
-    <xs:element name="TermId" type="xs:string"/>
-  </xs:schema>
-</ct:contentTypeSchema>
-</file>
-
-<file path=customXml/item3.xml><?xml version="1.0" encoding="utf-8"?>
-<?mso-contentType ?>
-<FormTemplates xmlns="http://schemas.microsoft.com/sharepoint/v3/contenttype/forms">
-  <Display>DocumentLibraryForm</Display>
-  <Edit>DocumentLibraryForm</Edit>
-  <New>DocumentLibraryForm</New>
-</FormTemplates>
-</file>
-
-<file path=customXml/item44.xml><?xml version="1.0" encoding="utf-8"?>
-<p:properties xmlns:p="http://schemas.microsoft.com/office/2006/metadata/properties" xmlns:xsi="http://www.w3.org/2001/XMLSchema-instance" xmlns:pc="http://schemas.microsoft.com/office/infopath/2007/PartnerControls">
-  <documentManagement>
-    <_ip_UnifiedCompliancePolicyUIAction xmlns="http://schemas.microsoft.com/sharepoint/v3" xsi:nil="true"/>
-    <Image xmlns="71af3243-3dd4-4a8d-8c0d-dd76da1f02a5">
-      <Url xsi:nil="true"/>
-      <Description xsi:nil="true"/>
-    </Image>
-    <Status xmlns="71af3243-3dd4-4a8d-8c0d-dd76da1f02a5">Not started</Status>
-    <Background xmlns="71af3243-3dd4-4a8d-8c0d-dd76da1f02a5">false</Background>
-    <_ip_UnifiedCompliancePolicyProperties xmlns="http://schemas.microsoft.com/sharepoint/v3" xsi:nil="true"/>
-    <ImageTagsTaxHTField xmlns="71af3243-3dd4-4a8d-8c0d-dd76da1f02a5">
-      <Terms xmlns="http://schemas.microsoft.com/office/infopath/2007/PartnerControls"/>
-    </ImageTagsTaxHTField>
-    <TaxCatchAll xmlns="230e9df3-be65-4c73-a93b-d1236ebd677e" xsi:nil="true"/>
-    <MediaServiceKeyPoints xmlns="71af3243-3dd4-4a8d-8c0d-dd76da1f02a5" xsi:nil="true"/>
-  </documentManagement>
-</p:properties>
-</file>
-
-<file path=customXml/itemProps13.xml><?xml version="1.0" encoding="utf-8"?>
-<ds:datastoreItem xmlns:ds="http://schemas.openxmlformats.org/officeDocument/2006/customXml" ds:itemID="{55AF091B-3C7A-41E3-B477-F2FDAA23CFDA}">
-  <ds:schemaRefs>
-    <ds:schemaRef ds:uri="http://schemas.microsoft.com/office/2006/coverPageProps"/>
-  </ds:schemaRefs>
-</ds:datastoreItem>
-</file>
-
-<file path=customXml/itemProps22.xml><?xml version="1.0" encoding="utf-8"?>
-<ds:datastoreItem xmlns:ds="http://schemas.openxmlformats.org/officeDocument/2006/customXml" ds:itemID="{21F559EE-414C-4C5A-AAC4-D47F0E899F15}"/>
-</file>
-
-<file path=customXml/itemProps31.xml><?xml version="1.0" encoding="utf-8"?>
-<ds:datastoreItem xmlns:ds="http://schemas.openxmlformats.org/officeDocument/2006/customXml" ds:itemID="{024ECE7E-7D32-413E-9305-7EC215B09124}"/>
-</file>
-
-<file path=customXml/itemProps44.xml><?xml version="1.0" encoding="utf-8"?>
-<ds:datastoreItem xmlns:ds="http://schemas.openxmlformats.org/officeDocument/2006/customXml" ds:itemID="{D61912C1-14A4-4E43-8089-CBC5AD45AEB8}"/>
-</file>
-
 <file path=docMetadata/LabelInfo.xml><?xml version="1.0" encoding="utf-8"?>
 <clbl:labelList xmlns:clbl="http://schemas.microsoft.com/office/2020/mipLabelMetadata"/>
 </file>